--- a/rapport/Rapport de fin de Projet.docx
+++ b/rapport/Rapport de fin de Projet.docx
@@ -17,7 +17,513 @@
         <mc:AlternateContent>
           <mc:Choice Requires="wps">
             <w:drawing>
-              <wp:anchor distT="0" distB="0" distL="0" distR="0" simplePos="0" relativeHeight="251659264" behindDoc="0" locked="0" layoutInCell="0" allowOverlap="1" wp14:anchorId="2E813234" wp14:editId="2D6FAEF6">
+              <wp:anchor distT="0" distB="0" distL="0" distR="0" simplePos="0" relativeHeight="251660288" behindDoc="0" locked="0" layoutInCell="1" allowOverlap="1" wp14:anchorId="3097E471" wp14:editId="1CE6E1B8">
+                <wp:simplePos x="0" y="0"/>
+                <wp:positionH relativeFrom="column">
+                  <wp:posOffset>3882390</wp:posOffset>
+                </wp:positionH>
+                <wp:positionV relativeFrom="paragraph">
+                  <wp:posOffset>-255270</wp:posOffset>
+                </wp:positionV>
+                <wp:extent cx="2571115" cy="1784985"/>
+                <wp:effectExtent l="0" t="0" r="0" b="0"/>
+                <wp:wrapNone/>
+                <wp:docPr id="1182744204" name="Rectangle 20"/>
+                <wp:cNvGraphicFramePr>
+                  <a:graphicFrameLocks xmlns:a="http://schemas.openxmlformats.org/drawingml/2006/main"/>
+                </wp:cNvGraphicFramePr>
+                <a:graphic xmlns:a="http://schemas.openxmlformats.org/drawingml/2006/main">
+                  <a:graphicData uri="http://schemas.microsoft.com/office/word/2010/wordprocessingShape">
+                    <wps:wsp>
+                      <wps:cNvSpPr>
+                        <a:spLocks/>
+                      </wps:cNvSpPr>
+                      <wps:spPr>
+                        <a:xfrm>
+                          <a:off x="0" y="0"/>
+                          <a:ext cx="2571115" cy="1784985"/>
+                        </a:xfrm>
+                        <a:prstGeom prst="rect">
+                          <a:avLst/>
+                        </a:prstGeom>
+                        <a:noFill/>
+                        <a:ln>
+                          <a:noFill/>
+                        </a:ln>
+                      </wps:spPr>
+                      <wps:style>
+                        <a:lnRef idx="2">
+                          <a:schemeClr val="accent1">
+                            <a:shade val="15000"/>
+                          </a:schemeClr>
+                        </a:lnRef>
+                        <a:fillRef idx="1">
+                          <a:schemeClr val="accent1"/>
+                        </a:fillRef>
+                        <a:effectRef idx="0">
+                          <a:schemeClr val="accent1"/>
+                        </a:effectRef>
+                        <a:fontRef idx="minor"/>
+                      </wps:style>
+                      <wps:txbx>
+                        <w:txbxContent>
+                          <w:p>
+                            <w:pPr>
+                              <w:pStyle w:val="FrameContentsuser"/>
+                              <w:spacing w:after="0" w:line="276" w:lineRule="auto"/>
+                              <w:jc w:val="center"/>
+                              <w:rPr>
+                                <w:rFonts w:ascii="Times New Roman" w:hAnsi="Times New Roman" w:cs="Times New Roman"/>
+                                <w:b/>
+                                <w:bCs/>
+                                <w:color w:val="000000" w:themeColor="text1"/>
+                                <w:sz w:val="20"/>
+                                <w:szCs w:val="20"/>
+                                <w:lang w:val="en-US"/>
+                              </w:rPr>
+                            </w:pPr>
+                            <w:r>
+                              <w:rPr>
+                                <w:rFonts w:ascii="Times New Roman" w:hAnsi="Times New Roman" w:cs="Times New Roman"/>
+                                <w:b/>
+                                <w:bCs/>
+                                <w:color w:val="000000" w:themeColor="text1"/>
+                                <w:sz w:val="20"/>
+                                <w:szCs w:val="20"/>
+                                <w:lang w:val="en-US"/>
+                              </w:rPr>
+                              <w:t>REPUBLIC OF CAMEROON</w:t>
+                            </w:r>
+                          </w:p>
+                          <w:p>
+                            <w:pPr>
+                              <w:pStyle w:val="FrameContentsuser"/>
+                              <w:spacing w:after="0" w:line="276" w:lineRule="auto"/>
+                              <w:jc w:val="center"/>
+                              <w:rPr>
+                                <w:rFonts w:ascii="Times New Roman" w:hAnsi="Times New Roman" w:cs="Times New Roman"/>
+                                <w:b/>
+                                <w:bCs/>
+                                <w:color w:val="000000" w:themeColor="text1"/>
+                                <w:sz w:val="20"/>
+                                <w:szCs w:val="20"/>
+                                <w:lang w:val="en-US"/>
+                              </w:rPr>
+                            </w:pPr>
+                            <w:r>
+                              <w:rPr>
+                                <w:rFonts w:ascii="Times New Roman" w:hAnsi="Times New Roman" w:cs="Times New Roman"/>
+                                <w:b/>
+                                <w:bCs/>
+                                <w:color w:val="000000" w:themeColor="text1"/>
+                                <w:sz w:val="20"/>
+                                <w:szCs w:val="20"/>
+                                <w:lang w:val="en-US"/>
+                              </w:rPr>
+                              <w:t>*********</w:t>
+                            </w:r>
+                          </w:p>
+                          <w:p>
+                            <w:pPr>
+                              <w:pStyle w:val="FrameContentsuser"/>
+                              <w:spacing w:after="0" w:line="276" w:lineRule="auto"/>
+                              <w:jc w:val="center"/>
+                              <w:rPr>
+                                <w:rFonts w:ascii="Times New Roman" w:hAnsi="Times New Roman" w:cs="Times New Roman"/>
+                                <w:b/>
+                                <w:bCs/>
+                                <w:color w:val="000000" w:themeColor="text1"/>
+                                <w:sz w:val="20"/>
+                                <w:szCs w:val="20"/>
+                                <w:lang w:val="en-US"/>
+                              </w:rPr>
+                            </w:pPr>
+                            <w:r>
+                              <w:rPr>
+                                <w:rFonts w:ascii="Times New Roman" w:hAnsi="Times New Roman" w:cs="Times New Roman"/>
+                                <w:b/>
+                                <w:bCs/>
+                                <w:color w:val="000000" w:themeColor="text1"/>
+                                <w:sz w:val="20"/>
+                                <w:szCs w:val="20"/>
+                                <w:lang w:val="en-US"/>
+                              </w:rPr>
+                              <w:t>Peace-Work-Fatherland</w:t>
+                            </w:r>
+                          </w:p>
+                          <w:p>
+                            <w:pPr>
+                              <w:pStyle w:val="FrameContentsuser"/>
+                              <w:spacing w:after="0" w:line="276" w:lineRule="auto"/>
+                              <w:jc w:val="center"/>
+                              <w:rPr>
+                                <w:rFonts w:ascii="Times New Roman" w:hAnsi="Times New Roman" w:cs="Times New Roman"/>
+                                <w:b/>
+                                <w:bCs/>
+                                <w:color w:val="000000" w:themeColor="text1"/>
+                                <w:sz w:val="20"/>
+                                <w:szCs w:val="20"/>
+                                <w:lang w:val="en-US"/>
+                              </w:rPr>
+                            </w:pPr>
+                            <w:r>
+                              <w:rPr>
+                                <w:rFonts w:ascii="Times New Roman" w:hAnsi="Times New Roman" w:cs="Times New Roman"/>
+                                <w:b/>
+                                <w:bCs/>
+                                <w:color w:val="000000" w:themeColor="text1"/>
+                                <w:sz w:val="20"/>
+                                <w:szCs w:val="20"/>
+                                <w:lang w:val="en-US"/>
+                              </w:rPr>
+                              <w:t>*********</w:t>
+                            </w:r>
+                          </w:p>
+                          <w:p>
+                            <w:pPr>
+                              <w:pStyle w:val="FrameContentsuser"/>
+                              <w:spacing w:after="0" w:line="276" w:lineRule="auto"/>
+                              <w:jc w:val="center"/>
+                              <w:rPr>
+                                <w:rFonts w:ascii="Times New Roman" w:hAnsi="Times New Roman" w:cs="Times New Roman"/>
+                                <w:b/>
+                                <w:bCs/>
+                                <w:color w:val="000000" w:themeColor="text1"/>
+                                <w:sz w:val="20"/>
+                                <w:szCs w:val="20"/>
+                                <w:lang w:val="en-US"/>
+                              </w:rPr>
+                            </w:pPr>
+                            <w:r>
+                              <w:rPr>
+                                <w:rFonts w:ascii="Times New Roman" w:hAnsi="Times New Roman" w:cs="Times New Roman"/>
+                                <w:b/>
+                                <w:bCs/>
+                                <w:color w:val="000000" w:themeColor="text1"/>
+                                <w:sz w:val="20"/>
+                                <w:szCs w:val="20"/>
+                                <w:lang w:val="en-US"/>
+                              </w:rPr>
+                              <w:t>UNIVERSITY OF DOUALA</w:t>
+                            </w:r>
+                          </w:p>
+                          <w:p>
+                            <w:pPr>
+                              <w:pStyle w:val="FrameContentsuser"/>
+                              <w:spacing w:after="0" w:line="276" w:lineRule="auto"/>
+                              <w:jc w:val="center"/>
+                              <w:rPr>
+                                <w:rFonts w:ascii="Times New Roman" w:hAnsi="Times New Roman" w:cs="Times New Roman"/>
+                                <w:b/>
+                                <w:color w:val="000000" w:themeColor="text1"/>
+                                <w:sz w:val="20"/>
+                                <w:szCs w:val="20"/>
+                                <w:lang w:val="en-US"/>
+                              </w:rPr>
+                            </w:pPr>
+                            <w:r>
+                              <w:rPr>
+                                <w:rFonts w:ascii="Times New Roman" w:hAnsi="Times New Roman" w:cs="Times New Roman"/>
+                                <w:b/>
+                                <w:color w:val="000000" w:themeColor="text1"/>
+                                <w:sz w:val="20"/>
+                                <w:szCs w:val="20"/>
+                                <w:lang w:val="en-US"/>
+                              </w:rPr>
+                              <w:t>********</w:t>
+                            </w:r>
+                          </w:p>
+                          <w:p>
+                            <w:pPr>
+                              <w:pStyle w:val="FrameContentsuser"/>
+                              <w:spacing w:after="0" w:line="276" w:lineRule="auto"/>
+                              <w:jc w:val="center"/>
+                              <w:rPr>
+                                <w:rFonts w:ascii="Times New Roman" w:hAnsi="Times New Roman" w:cs="Times New Roman"/>
+                                <w:b/>
+                                <w:bCs/>
+                                <w:color w:val="000000" w:themeColor="text1"/>
+                                <w:sz w:val="20"/>
+                                <w:szCs w:val="20"/>
+                                <w:lang w:val="en-US"/>
+                              </w:rPr>
+                            </w:pPr>
+                            <w:r>
+                              <w:rPr>
+                                <w:rFonts w:ascii="Times New Roman" w:hAnsi="Times New Roman" w:cs="Times New Roman"/>
+                                <w:b/>
+                                <w:bCs/>
+                                <w:color w:val="000000" w:themeColor="text1"/>
+                                <w:sz w:val="20"/>
+                                <w:szCs w:val="20"/>
+                                <w:lang w:val="en-US"/>
+                              </w:rPr>
+                              <w:t>DARE TO BE WOMEN TECH</w:t>
+                            </w:r>
+                          </w:p>
+                          <w:p>
+                            <w:pPr>
+                              <w:pStyle w:val="FrameContentsuser"/>
+                              <w:spacing w:line="240" w:lineRule="auto"/>
+                              <w:jc w:val="center"/>
+                              <w:rPr>
+                                <w:b/>
+                                <w:color w:val="000000" w:themeColor="text1"/>
+                                <w:sz w:val="28"/>
+                                <w:szCs w:val="28"/>
+                                <w:lang w:val="en-US"/>
+                              </w:rPr>
+                            </w:pPr>
+                          </w:p>
+                        </w:txbxContent>
+                      </wps:txbx>
+                      <wps:bodyPr wrap="square" anchor="ctr">
+                        <a:prstTxWarp prst="textNoShape">
+                          <a:avLst/>
+                        </a:prstTxWarp>
+                        <a:noAutofit/>
+                      </wps:bodyPr>
+                    </wps:wsp>
+                  </a:graphicData>
+                </a:graphic>
+                <wp14:sizeRelH relativeFrom="page">
+                  <wp14:pctWidth>0</wp14:pctWidth>
+                </wp14:sizeRelH>
+                <wp14:sizeRelV relativeFrom="page">
+                  <wp14:pctHeight>0</wp14:pctHeight>
+                </wp14:sizeRelV>
+              </wp:anchor>
+            </w:drawing>
+          </mc:Choice>
+          <mc:Fallback>
+            <w:pict>
+              <v:rect w14:anchorId="3097E471" id="Rectangle 20" o:spid="_x0000_s1026" style="position:absolute;left:0;text-align:left;margin-left:305.7pt;margin-top:-20.1pt;width:202.45pt;height:140.55pt;z-index:251660288;visibility:visible;mso-wrap-style:square;mso-width-percent:0;mso-height-percent:0;mso-wrap-distance-left:0;mso-wrap-distance-top:0;mso-wrap-distance-right:0;mso-wrap-distance-bottom:0;mso-position-horizontal:absolute;mso-position-horizontal-relative:text;mso-position-vertical:absolute;mso-position-vertical-relative:text;mso-width-percent:0;mso-height-percent:0;mso-width-relative:page;mso-height-relative:page;v-text-anchor:middle" o:gfxdata="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" filled="f" stroked="f" strokeweight="1pt">
+                <v:textbox>
+                  <w:txbxContent>
+                    <w:p>
+                      <w:pPr>
+                        <w:pStyle w:val="FrameContentsuser"/>
+                        <w:spacing w:after="0" w:line="276" w:lineRule="auto"/>
+                        <w:jc w:val="center"/>
+                        <w:rPr>
+                          <w:rFonts w:ascii="Times New Roman" w:hAnsi="Times New Roman" w:cs="Times New Roman"/>
+                          <w:b/>
+                          <w:bCs/>
+                          <w:color w:val="000000" w:themeColor="text1"/>
+                          <w:sz w:val="20"/>
+                          <w:szCs w:val="20"/>
+                          <w:lang w:val="en-US"/>
+                        </w:rPr>
+                      </w:pPr>
+                      <w:r>
+                        <w:rPr>
+                          <w:rFonts w:ascii="Times New Roman" w:hAnsi="Times New Roman" w:cs="Times New Roman"/>
+                          <w:b/>
+                          <w:bCs/>
+                          <w:color w:val="000000" w:themeColor="text1"/>
+                          <w:sz w:val="20"/>
+                          <w:szCs w:val="20"/>
+                          <w:lang w:val="en-US"/>
+                        </w:rPr>
+                        <w:t>REPUBLIC OF CAMEROON</w:t>
+                      </w:r>
+                    </w:p>
+                    <w:p>
+                      <w:pPr>
+                        <w:pStyle w:val="FrameContentsuser"/>
+                        <w:spacing w:after="0" w:line="276" w:lineRule="auto"/>
+                        <w:jc w:val="center"/>
+                        <w:rPr>
+                          <w:rFonts w:ascii="Times New Roman" w:hAnsi="Times New Roman" w:cs="Times New Roman"/>
+                          <w:b/>
+                          <w:bCs/>
+                          <w:color w:val="000000" w:themeColor="text1"/>
+                          <w:sz w:val="20"/>
+                          <w:szCs w:val="20"/>
+                          <w:lang w:val="en-US"/>
+                        </w:rPr>
+                      </w:pPr>
+                      <w:r>
+                        <w:rPr>
+                          <w:rFonts w:ascii="Times New Roman" w:hAnsi="Times New Roman" w:cs="Times New Roman"/>
+                          <w:b/>
+                          <w:bCs/>
+                          <w:color w:val="000000" w:themeColor="text1"/>
+                          <w:sz w:val="20"/>
+                          <w:szCs w:val="20"/>
+                          <w:lang w:val="en-US"/>
+                        </w:rPr>
+                        <w:t>*********</w:t>
+                      </w:r>
+                    </w:p>
+                    <w:p>
+                      <w:pPr>
+                        <w:pStyle w:val="FrameContentsuser"/>
+                        <w:spacing w:after="0" w:line="276" w:lineRule="auto"/>
+                        <w:jc w:val="center"/>
+                        <w:rPr>
+                          <w:rFonts w:ascii="Times New Roman" w:hAnsi="Times New Roman" w:cs="Times New Roman"/>
+                          <w:b/>
+                          <w:bCs/>
+                          <w:color w:val="000000" w:themeColor="text1"/>
+                          <w:sz w:val="20"/>
+                          <w:szCs w:val="20"/>
+                          <w:lang w:val="en-US"/>
+                        </w:rPr>
+                      </w:pPr>
+                      <w:r>
+                        <w:rPr>
+                          <w:rFonts w:ascii="Times New Roman" w:hAnsi="Times New Roman" w:cs="Times New Roman"/>
+                          <w:b/>
+                          <w:bCs/>
+                          <w:color w:val="000000" w:themeColor="text1"/>
+                          <w:sz w:val="20"/>
+                          <w:szCs w:val="20"/>
+                          <w:lang w:val="en-US"/>
+                        </w:rPr>
+                        <w:t>Peace-Work-Fatherland</w:t>
+                      </w:r>
+                    </w:p>
+                    <w:p>
+                      <w:pPr>
+                        <w:pStyle w:val="FrameContentsuser"/>
+                        <w:spacing w:after="0" w:line="276" w:lineRule="auto"/>
+                        <w:jc w:val="center"/>
+                        <w:rPr>
+                          <w:rFonts w:ascii="Times New Roman" w:hAnsi="Times New Roman" w:cs="Times New Roman"/>
+                          <w:b/>
+                          <w:bCs/>
+                          <w:color w:val="000000" w:themeColor="text1"/>
+                          <w:sz w:val="20"/>
+                          <w:szCs w:val="20"/>
+                          <w:lang w:val="en-US"/>
+                        </w:rPr>
+                      </w:pPr>
+                      <w:r>
+                        <w:rPr>
+                          <w:rFonts w:ascii="Times New Roman" w:hAnsi="Times New Roman" w:cs="Times New Roman"/>
+                          <w:b/>
+                          <w:bCs/>
+                          <w:color w:val="000000" w:themeColor="text1"/>
+                          <w:sz w:val="20"/>
+                          <w:szCs w:val="20"/>
+                          <w:lang w:val="en-US"/>
+                        </w:rPr>
+                        <w:t>*********</w:t>
+                      </w:r>
+                    </w:p>
+                    <w:p>
+                      <w:pPr>
+                        <w:pStyle w:val="FrameContentsuser"/>
+                        <w:spacing w:after="0" w:line="276" w:lineRule="auto"/>
+                        <w:jc w:val="center"/>
+                        <w:rPr>
+                          <w:rFonts w:ascii="Times New Roman" w:hAnsi="Times New Roman" w:cs="Times New Roman"/>
+                          <w:b/>
+                          <w:bCs/>
+                          <w:color w:val="000000" w:themeColor="text1"/>
+                          <w:sz w:val="20"/>
+                          <w:szCs w:val="20"/>
+                          <w:lang w:val="en-US"/>
+                        </w:rPr>
+                      </w:pPr>
+                      <w:r>
+                        <w:rPr>
+                          <w:rFonts w:ascii="Times New Roman" w:hAnsi="Times New Roman" w:cs="Times New Roman"/>
+                          <w:b/>
+                          <w:bCs/>
+                          <w:color w:val="000000" w:themeColor="text1"/>
+                          <w:sz w:val="20"/>
+                          <w:szCs w:val="20"/>
+                          <w:lang w:val="en-US"/>
+                        </w:rPr>
+                        <w:t>UNIVERSITY OF DOUALA</w:t>
+                      </w:r>
+                    </w:p>
+                    <w:p>
+                      <w:pPr>
+                        <w:pStyle w:val="FrameContentsuser"/>
+                        <w:spacing w:after="0" w:line="276" w:lineRule="auto"/>
+                        <w:jc w:val="center"/>
+                        <w:rPr>
+                          <w:rFonts w:ascii="Times New Roman" w:hAnsi="Times New Roman" w:cs="Times New Roman"/>
+                          <w:b/>
+                          <w:color w:val="000000" w:themeColor="text1"/>
+                          <w:sz w:val="20"/>
+                          <w:szCs w:val="20"/>
+                          <w:lang w:val="en-US"/>
+                        </w:rPr>
+                      </w:pPr>
+                      <w:r>
+                        <w:rPr>
+                          <w:rFonts w:ascii="Times New Roman" w:hAnsi="Times New Roman" w:cs="Times New Roman"/>
+                          <w:b/>
+                          <w:color w:val="000000" w:themeColor="text1"/>
+                          <w:sz w:val="20"/>
+                          <w:szCs w:val="20"/>
+                          <w:lang w:val="en-US"/>
+                        </w:rPr>
+                        <w:t>********</w:t>
+                      </w:r>
+                    </w:p>
+                    <w:p>
+                      <w:pPr>
+                        <w:pStyle w:val="FrameContentsuser"/>
+                        <w:spacing w:after="0" w:line="276" w:lineRule="auto"/>
+                        <w:jc w:val="center"/>
+                        <w:rPr>
+                          <w:rFonts w:ascii="Times New Roman" w:hAnsi="Times New Roman" w:cs="Times New Roman"/>
+                          <w:b/>
+                          <w:bCs/>
+                          <w:color w:val="000000" w:themeColor="text1"/>
+                          <w:sz w:val="20"/>
+                          <w:szCs w:val="20"/>
+                          <w:lang w:val="en-US"/>
+                        </w:rPr>
+                      </w:pPr>
+                      <w:r>
+                        <w:rPr>
+                          <w:rFonts w:ascii="Times New Roman" w:hAnsi="Times New Roman" w:cs="Times New Roman"/>
+                          <w:b/>
+                          <w:bCs/>
+                          <w:color w:val="000000" w:themeColor="text1"/>
+                          <w:sz w:val="20"/>
+                          <w:szCs w:val="20"/>
+                          <w:lang w:val="en-US"/>
+                        </w:rPr>
+                        <w:t>DARE TO BE WOMEN TECH</w:t>
+                      </w:r>
+                    </w:p>
+                    <w:p>
+                      <w:pPr>
+                        <w:pStyle w:val="FrameContentsuser"/>
+                        <w:spacing w:line="240" w:lineRule="auto"/>
+                        <w:jc w:val="center"/>
+                        <w:rPr>
+                          <w:b/>
+                          <w:color w:val="000000" w:themeColor="text1"/>
+                          <w:sz w:val="28"/>
+                          <w:szCs w:val="28"/>
+                          <w:lang w:val="en-US"/>
+                        </w:rPr>
+                      </w:pPr>
+                    </w:p>
+                  </w:txbxContent>
+                </v:textbox>
+              </v:rect>
+            </w:pict>
+          </mc:Fallback>
+        </mc:AlternateContent>
+      </w:r>
+      <w:r>
+        <w:rPr>
+          <w:rFonts w:ascii="Times New Roman" w:hAnsi="Times New Roman" w:cs="Times New Roman"/>
+          <w:noProof/>
+        </w:rPr>
+        <mc:AlternateContent>
+          <mc:Choice Requires="wps">
+            <w:drawing>
+              <wp:anchor distT="0" distB="0" distL="0" distR="0" simplePos="0" relativeHeight="251659264" behindDoc="0" locked="0" layoutInCell="0" allowOverlap="1" wp14:anchorId="2E813234" wp14:editId="6A161511">
                 <wp:simplePos x="0" y="0"/>
                 <wp:positionH relativeFrom="margin">
                   <wp:posOffset>-560070</wp:posOffset>
@@ -313,7 +819,7 @@
           </mc:Choice>
           <mc:Fallback>
             <w:pict>
-              <v:rect w14:anchorId="2E813234" id="Rectangle 22" o:spid="_x0000_s1026" style="position:absolute;left:0;text-align:left;margin-left:-44.1pt;margin-top:-16.75pt;width:204.7pt;height:133.65pt;z-index:251659264;visibility:visible;mso-wrap-style:square;mso-width-percent:0;mso-height-percent:0;mso-wrap-distance-left:0;mso-wrap-distance-top:0;mso-wrap-distance-right:0;mso-wrap-distance-bottom:0;mso-position-horizontal:absolute;mso-position-horizontal-relative:margin;mso-position-vertical:absolute;mso-position-vertical-relative:text;mso-width-percent:0;mso-height-percent:0;mso-width-relative:page;mso-height-relative:page;v-text-anchor:middle" o:gfxdata="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" o:allowincell="f" filled="f" stroked="f" strokeweight="1pt">
+              <v:rect w14:anchorId="2E813234" id="Rectangle 22" o:spid="_x0000_s1027" style="position:absolute;left:0;text-align:left;margin-left:-44.1pt;margin-top:-16.75pt;width:204.7pt;height:133.65pt;z-index:251659264;visibility:visible;mso-wrap-style:square;mso-width-percent:0;mso-height-percent:0;mso-wrap-distance-left:0;mso-wrap-distance-top:0;mso-wrap-distance-right:0;mso-wrap-distance-bottom:0;mso-position-horizontal:absolute;mso-position-horizontal-relative:margin;mso-position-vertical:absolute;mso-position-vertical-relative:text;mso-width-percent:0;mso-height-percent:0;mso-width-relative:page;mso-height-relative:page;v-text-anchor:middle" o:gfxdata="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" o:allowincell="f" filled="f" stroked="f" strokeweight="1pt">
                 <v:textbox>
                   <w:txbxContent>
                     <w:p>
@@ -550,6 +1056,22 @@
           </mc:Fallback>
         </mc:AlternateContent>
       </w:r>
+    </w:p>
+    <w:p>
+      <w:pPr>
+        <w:jc w:val="both"/>
+        <w:rPr>
+          <w:rFonts w:ascii="Times New Roman" w:hAnsi="Times New Roman" w:cs="Times New Roman"/>
+        </w:rPr>
+      </w:pPr>
+    </w:p>
+    <w:p>
+      <w:pPr>
+        <w:jc w:val="both"/>
+        <w:rPr>
+          <w:rFonts w:ascii="Times New Roman" w:hAnsi="Times New Roman" w:cs="Times New Roman"/>
+        </w:rPr>
+      </w:pPr>
       <w:r>
         <w:rPr>
           <w:rFonts w:ascii="Times New Roman" w:hAnsi="Times New Roman" w:cs="Times New Roman"/>
@@ -558,36 +1080,151 @@
         <mc:AlternateContent>
           <mc:Choice Requires="wps">
             <w:drawing>
-              <wp:anchor distT="0" distB="0" distL="0" distR="0" simplePos="0" relativeHeight="251660288" behindDoc="0" locked="0" layoutInCell="1" allowOverlap="1" wp14:anchorId="3097E471" wp14:editId="4E238B0E">
+              <wp:anchor distT="0" distB="0" distL="114300" distR="114300" simplePos="0" relativeHeight="251664384" behindDoc="0" locked="0" layoutInCell="1" allowOverlap="1" wp14:anchorId="449A8748" wp14:editId="0681A851">
                 <wp:simplePos x="0" y="0"/>
-                <wp:positionH relativeFrom="column">
-                  <wp:posOffset>3706495</wp:posOffset>
+                <wp:positionH relativeFrom="margin">
+                  <wp:posOffset>1600200</wp:posOffset>
                 </wp:positionH>
                 <wp:positionV relativeFrom="paragraph">
-                  <wp:posOffset>-256540</wp:posOffset>
+                  <wp:posOffset>139700</wp:posOffset>
                 </wp:positionV>
-                <wp:extent cx="2746375" cy="1784985"/>
-                <wp:effectExtent l="0" t="0" r="0" b="0"/>
+                <wp:extent cx="1318260" cy="1005840"/>
+                <wp:effectExtent l="0" t="0" r="15240" b="22860"/>
                 <wp:wrapNone/>
-                <wp:docPr id="1182744204" name="Rectangle 20"/>
-                <wp:cNvGraphicFramePr>
-                  <a:graphicFrameLocks xmlns:a="http://schemas.openxmlformats.org/drawingml/2006/main"/>
-                </wp:cNvGraphicFramePr>
+                <wp:docPr id="1499069996" name="Text Box 4"/>
+                <wp:cNvGraphicFramePr/>
                 <a:graphic xmlns:a="http://schemas.openxmlformats.org/drawingml/2006/main">
                   <a:graphicData uri="http://schemas.microsoft.com/office/word/2010/wordprocessingShape">
                     <wps:wsp>
-                      <wps:cNvSpPr>
-                        <a:spLocks/>
-                      </wps:cNvSpPr>
+                      <wps:cNvSpPr txBox="1"/>
                       <wps:spPr>
                         <a:xfrm>
                           <a:off x="0" y="0"/>
-                          <a:ext cx="2746375" cy="1784985"/>
+                          <a:ext cx="1318260" cy="1005840"/>
                         </a:xfrm>
                         <a:prstGeom prst="rect">
                           <a:avLst/>
                         </a:prstGeom>
-                        <a:noFill/>
+                        <a:blipFill dpi="0" rotWithShape="1">
+                          <a:blip r:embed="rId7">
+                            <a:extLst>
+                              <a:ext uri="{28A0092B-C50C-407E-A947-70E740481C1C}">
+                                <a14:useLocalDpi xmlns:a14="http://schemas.microsoft.com/office/drawing/2010/main" val="0"/>
+                              </a:ext>
+                            </a:extLst>
+                          </a:blip>
+                          <a:srcRect/>
+                          <a:stretch>
+                            <a:fillRect/>
+                          </a:stretch>
+                        </a:blipFill>
+                        <a:ln w="6350">
+                          <a:solidFill>
+                            <a:schemeClr val="bg1"/>
+                          </a:solidFill>
+                        </a:ln>
+                      </wps:spPr>
+                      <wps:txbx>
+                        <w:txbxContent>
+                          <w:p/>
+                        </w:txbxContent>
+                      </wps:txbx>
+                      <wps:bodyPr rot="0" spcFirstLastPara="0" vertOverflow="overflow" horzOverflow="overflow" vert="horz" wrap="square" lIns="91440" tIns="45720" rIns="91440" bIns="45720" numCol="1" spcCol="0" rtlCol="0" fromWordArt="0" anchor="t" anchorCtr="0" forceAA="0" compatLnSpc="1">
+                        <a:prstTxWarp prst="textNoShape">
+                          <a:avLst/>
+                        </a:prstTxWarp>
+                        <a:noAutofit/>
+                      </wps:bodyPr>
+                    </wps:wsp>
+                  </a:graphicData>
+                </a:graphic>
+                <wp14:sizeRelH relativeFrom="margin">
+                  <wp14:pctWidth>0</wp14:pctWidth>
+                </wp14:sizeRelH>
+                <wp14:sizeRelV relativeFrom="margin">
+                  <wp14:pctHeight>0</wp14:pctHeight>
+                </wp14:sizeRelV>
+              </wp:anchor>
+            </w:drawing>
+          </mc:Choice>
+          <mc:Fallback>
+            <w:pict>
+              <v:shapetype w14:anchorId="449A8748" id="_x0000_t202" coordsize="21600,21600" o:spt="202" path="m,l,21600r21600,l21600,xe">
+                <v:stroke joinstyle="miter"/>
+                <v:path gradientshapeok="t" o:connecttype="rect"/>
+              </v:shapetype>
+              <v:shape id="Text Box 4" o:spid="_x0000_s1028" type="#_x0000_t202" style="position:absolute;left:0;text-align:left;margin-left:126pt;margin-top:11pt;width:103.8pt;height:79.2pt;z-index:251664384;visibility:visible;mso-wrap-style:square;mso-width-percent:0;mso-height-percent:0;mso-wrap-distance-left:9pt;mso-wrap-distance-top:0;mso-wrap-distance-right:9pt;mso-wrap-distance-bottom:0;mso-position-horizontal:absolute;mso-position-horizontal-relative:margin;mso-position-vertical:absolute;mso-position-vertical-relative:text;mso-width-percent:0;mso-height-percent:0;mso-width-relative:margin;mso-height-relative:margin;v-text-anchor:top" o:gfxdata="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" strokecolor="white [3212]" strokeweight=".5pt">
+                <v:fill r:id="rId8" o:title="" recolor="t" rotate="t" type="frame"/>
+                <v:textbox>
+                  <w:txbxContent>
+                    <w:p/>
+                  </w:txbxContent>
+                </v:textbox>
+                <w10:wrap anchorx="margin"/>
+              </v:shape>
+            </w:pict>
+          </mc:Fallback>
+        </mc:AlternateContent>
+      </w:r>
+    </w:p>
+    <w:p>
+      <w:pPr>
+        <w:jc w:val="both"/>
+        <w:rPr>
+          <w:rFonts w:ascii="Times New Roman" w:hAnsi="Times New Roman" w:cs="Times New Roman"/>
+        </w:rPr>
+      </w:pPr>
+      <w:r>
+        <w:rPr>
+          <w:rFonts w:ascii="Times New Roman" w:hAnsi="Times New Roman" w:cs="Times New Roman"/>
+          <w:b/>
+          <w:bCs/>
+          <w:noProof/>
+          <w:color w:val="1E3A5F"/>
+          <w:sz w:val="52"/>
+          <w:szCs w:val="52"/>
+        </w:rPr>
+        <mc:AlternateContent>
+          <mc:Choice Requires="wps">
+            <w:drawing>
+              <wp:anchor distT="0" distB="0" distL="114300" distR="114300" simplePos="0" relativeHeight="251670528" behindDoc="0" locked="0" layoutInCell="1" allowOverlap="1" wp14:anchorId="77545B3C" wp14:editId="3722EDE3">
+                <wp:simplePos x="0" y="0"/>
+                <wp:positionH relativeFrom="margin">
+                  <wp:posOffset>2853690</wp:posOffset>
+                </wp:positionH>
+                <wp:positionV relativeFrom="paragraph">
+                  <wp:posOffset>142875</wp:posOffset>
+                </wp:positionV>
+                <wp:extent cx="1482090" cy="1009650"/>
+                <wp:effectExtent l="0" t="0" r="3810" b="0"/>
+                <wp:wrapNone/>
+                <wp:docPr id="864086181" name="Oval 12"/>
+                <wp:cNvGraphicFramePr/>
+                <a:graphic xmlns:a="http://schemas.openxmlformats.org/drawingml/2006/main">
+                  <a:graphicData uri="http://schemas.microsoft.com/office/word/2010/wordprocessingShape">
+                    <wps:wsp>
+                      <wps:cNvSpPr/>
+                      <wps:spPr>
+                        <a:xfrm>
+                          <a:off x="0" y="0"/>
+                          <a:ext cx="1482090" cy="1009650"/>
+                        </a:xfrm>
+                        <a:prstGeom prst="ellipse">
+                          <a:avLst/>
+                        </a:prstGeom>
+                        <a:blipFill dpi="0" rotWithShape="1">
+                          <a:blip r:embed="rId9" cstate="print">
+                            <a:extLst>
+                              <a:ext uri="{28A0092B-C50C-407E-A947-70E740481C1C}">
+                                <a14:useLocalDpi xmlns:a14="http://schemas.microsoft.com/office/drawing/2010/main" val="0"/>
+                              </a:ext>
+                            </a:extLst>
+                          </a:blip>
+                          <a:srcRect/>
+                          <a:stretch>
+                            <a:fillRect/>
+                          </a:stretch>
+                        </a:blipFill>
                         <a:ln>
                           <a:noFill/>
                         </a:ln>
@@ -604,221 +1241,11 @@
                         <a:effectRef idx="0">
                           <a:schemeClr val="accent1"/>
                         </a:effectRef>
-                        <a:fontRef idx="minor"/>
+                        <a:fontRef idx="minor">
+                          <a:schemeClr val="lt1"/>
+                        </a:fontRef>
                       </wps:style>
-                      <wps:txbx>
-                        <w:txbxContent>
-                          <w:p>
-                            <w:pPr>
-                              <w:pStyle w:val="FrameContentsuser"/>
-                              <w:spacing w:after="0" w:line="276" w:lineRule="auto"/>
-                              <w:jc w:val="center"/>
-                              <w:rPr>
-                                <w:rFonts w:ascii="Times New Roman" w:hAnsi="Times New Roman" w:cs="Times New Roman"/>
-                                <w:b/>
-                                <w:bCs/>
-                                <w:color w:val="000000" w:themeColor="text1"/>
-                                <w:sz w:val="20"/>
-                                <w:szCs w:val="20"/>
-                                <w:lang w:val="en-US"/>
-                              </w:rPr>
-                            </w:pPr>
-                            <w:r>
-                              <w:rPr>
-                                <w:rFonts w:ascii="Times New Roman" w:hAnsi="Times New Roman" w:cs="Times New Roman"/>
-                                <w:b/>
-                                <w:bCs/>
-                                <w:color w:val="000000" w:themeColor="text1"/>
-                                <w:sz w:val="20"/>
-                                <w:szCs w:val="20"/>
-                                <w:lang w:val="en-US"/>
-                              </w:rPr>
-                              <w:t>REPUBLIC OF CAMEROON</w:t>
-                            </w:r>
-                          </w:p>
-                          <w:p>
-                            <w:pPr>
-                              <w:pStyle w:val="FrameContentsuser"/>
-                              <w:spacing w:after="0" w:line="276" w:lineRule="auto"/>
-                              <w:jc w:val="center"/>
-                              <w:rPr>
-                                <w:rFonts w:ascii="Times New Roman" w:hAnsi="Times New Roman" w:cs="Times New Roman"/>
-                                <w:b/>
-                                <w:bCs/>
-                                <w:color w:val="000000" w:themeColor="text1"/>
-                                <w:sz w:val="20"/>
-                                <w:szCs w:val="20"/>
-                                <w:lang w:val="en-US"/>
-                              </w:rPr>
-                            </w:pPr>
-                            <w:r>
-                              <w:rPr>
-                                <w:rFonts w:ascii="Times New Roman" w:hAnsi="Times New Roman" w:cs="Times New Roman"/>
-                                <w:b/>
-                                <w:bCs/>
-                                <w:color w:val="000000" w:themeColor="text1"/>
-                                <w:sz w:val="20"/>
-                                <w:szCs w:val="20"/>
-                                <w:lang w:val="en-US"/>
-                              </w:rPr>
-                              <w:t>*********</w:t>
-                            </w:r>
-                          </w:p>
-                          <w:p>
-                            <w:pPr>
-                              <w:pStyle w:val="FrameContentsuser"/>
-                              <w:spacing w:after="0" w:line="276" w:lineRule="auto"/>
-                              <w:jc w:val="center"/>
-                              <w:rPr>
-                                <w:rFonts w:ascii="Times New Roman" w:hAnsi="Times New Roman" w:cs="Times New Roman"/>
-                                <w:b/>
-                                <w:bCs/>
-                                <w:color w:val="000000" w:themeColor="text1"/>
-                                <w:sz w:val="20"/>
-                                <w:szCs w:val="20"/>
-                                <w:lang w:val="en-US"/>
-                              </w:rPr>
-                            </w:pPr>
-                            <w:r>
-                              <w:rPr>
-                                <w:rFonts w:ascii="Times New Roman" w:hAnsi="Times New Roman" w:cs="Times New Roman"/>
-                                <w:b/>
-                                <w:bCs/>
-                                <w:color w:val="000000" w:themeColor="text1"/>
-                                <w:sz w:val="20"/>
-                                <w:szCs w:val="20"/>
-                                <w:lang w:val="en-US"/>
-                              </w:rPr>
-                              <w:t>Peace-Work-Fatherland</w:t>
-                            </w:r>
-                          </w:p>
-                          <w:p>
-                            <w:pPr>
-                              <w:pStyle w:val="FrameContentsuser"/>
-                              <w:spacing w:after="0" w:line="276" w:lineRule="auto"/>
-                              <w:jc w:val="center"/>
-                              <w:rPr>
-                                <w:rFonts w:ascii="Times New Roman" w:hAnsi="Times New Roman" w:cs="Times New Roman"/>
-                                <w:b/>
-                                <w:bCs/>
-                                <w:color w:val="000000" w:themeColor="text1"/>
-                                <w:sz w:val="20"/>
-                                <w:szCs w:val="20"/>
-                                <w:lang w:val="en-US"/>
-                              </w:rPr>
-                            </w:pPr>
-                            <w:r>
-                              <w:rPr>
-                                <w:rFonts w:ascii="Times New Roman" w:hAnsi="Times New Roman" w:cs="Times New Roman"/>
-                                <w:b/>
-                                <w:bCs/>
-                                <w:color w:val="000000" w:themeColor="text1"/>
-                                <w:sz w:val="20"/>
-                                <w:szCs w:val="20"/>
-                                <w:lang w:val="en-US"/>
-                              </w:rPr>
-                              <w:t>*********</w:t>
-                            </w:r>
-                          </w:p>
-                          <w:p>
-                            <w:pPr>
-                              <w:pStyle w:val="FrameContentsuser"/>
-                              <w:spacing w:after="0" w:line="276" w:lineRule="auto"/>
-                              <w:jc w:val="center"/>
-                              <w:rPr>
-                                <w:rFonts w:ascii="Times New Roman" w:hAnsi="Times New Roman" w:cs="Times New Roman"/>
-                                <w:b/>
-                                <w:bCs/>
-                                <w:color w:val="000000" w:themeColor="text1"/>
-                                <w:sz w:val="20"/>
-                                <w:szCs w:val="20"/>
-                                <w:lang w:val="en-US"/>
-                              </w:rPr>
-                            </w:pPr>
-                            <w:r>
-                              <w:rPr>
-                                <w:rFonts w:ascii="Times New Roman" w:hAnsi="Times New Roman" w:cs="Times New Roman"/>
-                                <w:b/>
-                                <w:bCs/>
-                                <w:color w:val="000000" w:themeColor="text1"/>
-                                <w:sz w:val="20"/>
-                                <w:szCs w:val="20"/>
-                                <w:lang w:val="en-US"/>
-                              </w:rPr>
-                              <w:t>UNIVERSITY OF DOUALA</w:t>
-                            </w:r>
-                          </w:p>
-                          <w:p>
-                            <w:pPr>
-                              <w:pStyle w:val="FrameContentsuser"/>
-                              <w:spacing w:after="0" w:line="276" w:lineRule="auto"/>
-                              <w:jc w:val="center"/>
-                              <w:rPr>
-                                <w:rFonts w:ascii="Times New Roman" w:hAnsi="Times New Roman" w:cs="Times New Roman"/>
-                                <w:b/>
-                                <w:color w:val="000000" w:themeColor="text1"/>
-                                <w:sz w:val="20"/>
-                                <w:szCs w:val="20"/>
-                                <w:lang w:val="en-US"/>
-                              </w:rPr>
-                            </w:pPr>
-                            <w:r>
-                              <w:rPr>
-                                <w:rFonts w:ascii="Times New Roman" w:hAnsi="Times New Roman" w:cs="Times New Roman"/>
-                                <w:b/>
-                                <w:color w:val="000000" w:themeColor="text1"/>
-                                <w:sz w:val="20"/>
-                                <w:szCs w:val="20"/>
-                                <w:lang w:val="en-US"/>
-                              </w:rPr>
-                              <w:t>********</w:t>
-                            </w:r>
-                          </w:p>
-                          <w:p>
-                            <w:pPr>
-                              <w:pStyle w:val="FrameContentsuser"/>
-                              <w:spacing w:after="0" w:line="276" w:lineRule="auto"/>
-                              <w:jc w:val="center"/>
-                              <w:rPr>
-                                <w:rFonts w:ascii="Times New Roman" w:hAnsi="Times New Roman" w:cs="Times New Roman"/>
-                                <w:b/>
-                                <w:bCs/>
-                                <w:color w:val="000000" w:themeColor="text1"/>
-                                <w:sz w:val="20"/>
-                                <w:szCs w:val="20"/>
-                                <w:lang w:val="en-US"/>
-                              </w:rPr>
-                            </w:pPr>
-                            <w:r>
-                              <w:rPr>
-                                <w:rFonts w:ascii="Times New Roman" w:hAnsi="Times New Roman" w:cs="Times New Roman"/>
-                                <w:b/>
-                                <w:bCs/>
-                                <w:color w:val="000000" w:themeColor="text1"/>
-                                <w:sz w:val="20"/>
-                                <w:szCs w:val="20"/>
-                                <w:lang w:val="en-US"/>
-                              </w:rPr>
-                              <w:t>DARE TO BE WOMEN TECH</w:t>
-                            </w:r>
-                          </w:p>
-                          <w:p>
-                            <w:pPr>
-                              <w:pStyle w:val="FrameContentsuser"/>
-                              <w:spacing w:line="240" w:lineRule="auto"/>
-                              <w:jc w:val="center"/>
-                              <w:rPr>
-                                <w:b/>
-                                <w:color w:val="000000" w:themeColor="text1"/>
-                                <w:sz w:val="28"/>
-                                <w:szCs w:val="28"/>
-                                <w:lang w:val="en-US"/>
-                              </w:rPr>
-                            </w:pPr>
-                          </w:p>
-                        </w:txbxContent>
-                      </wps:txbx>
-                      <wps:bodyPr anchor="ctr">
+                      <wps:bodyPr rot="0" spcFirstLastPara="0" vertOverflow="overflow" horzOverflow="overflow" vert="horz" wrap="square" lIns="91440" tIns="45720" rIns="91440" bIns="45720" numCol="1" spcCol="0" rtlCol="0" fromWordArt="0" anchor="ctr" anchorCtr="0" forceAA="0" compatLnSpc="1">
                         <a:prstTxWarp prst="textNoShape">
                           <a:avLst/>
                         </a:prstTxWarp>
@@ -827,10 +1254,10 @@
                     </wps:wsp>
                   </a:graphicData>
                 </a:graphic>
-                <wp14:sizeRelH relativeFrom="page">
+                <wp14:sizeRelH relativeFrom="margin">
                   <wp14:pctWidth>0</wp14:pctWidth>
                 </wp14:sizeRelH>
-                <wp14:sizeRelV relativeFrom="page">
+                <wp14:sizeRelV relativeFrom="margin">
                   <wp14:pctHeight>0</wp14:pctHeight>
                 </wp14:sizeRelV>
               </wp:anchor>
@@ -838,220 +1265,11 @@
           </mc:Choice>
           <mc:Fallback>
             <w:pict>
-              <v:rect w14:anchorId="3097E471" id="Rectangle 20" o:spid="_x0000_s1027" style="position:absolute;left:0;text-align:left;margin-left:291.85pt;margin-top:-20.2pt;width:216.25pt;height:140.55pt;z-index:251660288;visibility:visible;mso-wrap-style:square;mso-width-percent:0;mso-height-percent:0;mso-wrap-distance-left:0;mso-wrap-distance-top:0;mso-wrap-distance-right:0;mso-wrap-distance-bottom:0;mso-position-horizontal:absolute;mso-position-horizontal-relative:text;mso-position-vertical:absolute;mso-position-vertical-relative:text;mso-width-percent:0;mso-height-percent:0;mso-width-relative:page;mso-height-relative:page;v-text-anchor:middle" o:gfxdata="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" filled="f" stroked="f" strokeweight="1pt">
-                <v:textbox>
-                  <w:txbxContent>
-                    <w:p>
-                      <w:pPr>
-                        <w:pStyle w:val="FrameContentsuser"/>
-                        <w:spacing w:after="0" w:line="276" w:lineRule="auto"/>
-                        <w:jc w:val="center"/>
-                        <w:rPr>
-                          <w:rFonts w:ascii="Times New Roman" w:hAnsi="Times New Roman" w:cs="Times New Roman"/>
-                          <w:b/>
-                          <w:bCs/>
-                          <w:color w:val="000000" w:themeColor="text1"/>
-                          <w:sz w:val="20"/>
-                          <w:szCs w:val="20"/>
-                          <w:lang w:val="en-US"/>
-                        </w:rPr>
-                      </w:pPr>
-                      <w:r>
-                        <w:rPr>
-                          <w:rFonts w:ascii="Times New Roman" w:hAnsi="Times New Roman" w:cs="Times New Roman"/>
-                          <w:b/>
-                          <w:bCs/>
-                          <w:color w:val="000000" w:themeColor="text1"/>
-                          <w:sz w:val="20"/>
-                          <w:szCs w:val="20"/>
-                          <w:lang w:val="en-US"/>
-                        </w:rPr>
-                        <w:t>REPUBLIC OF CAMEROON</w:t>
-                      </w:r>
-                    </w:p>
-                    <w:p>
-                      <w:pPr>
-                        <w:pStyle w:val="FrameContentsuser"/>
-                        <w:spacing w:after="0" w:line="276" w:lineRule="auto"/>
-                        <w:jc w:val="center"/>
-                        <w:rPr>
-                          <w:rFonts w:ascii="Times New Roman" w:hAnsi="Times New Roman" w:cs="Times New Roman"/>
-                          <w:b/>
-                          <w:bCs/>
-                          <w:color w:val="000000" w:themeColor="text1"/>
-                          <w:sz w:val="20"/>
-                          <w:szCs w:val="20"/>
-                          <w:lang w:val="en-US"/>
-                        </w:rPr>
-                      </w:pPr>
-                      <w:r>
-                        <w:rPr>
-                          <w:rFonts w:ascii="Times New Roman" w:hAnsi="Times New Roman" w:cs="Times New Roman"/>
-                          <w:b/>
-                          <w:bCs/>
-                          <w:color w:val="000000" w:themeColor="text1"/>
-                          <w:sz w:val="20"/>
-                          <w:szCs w:val="20"/>
-                          <w:lang w:val="en-US"/>
-                        </w:rPr>
-                        <w:t>*********</w:t>
-                      </w:r>
-                    </w:p>
-                    <w:p>
-                      <w:pPr>
-                        <w:pStyle w:val="FrameContentsuser"/>
-                        <w:spacing w:after="0" w:line="276" w:lineRule="auto"/>
-                        <w:jc w:val="center"/>
-                        <w:rPr>
-                          <w:rFonts w:ascii="Times New Roman" w:hAnsi="Times New Roman" w:cs="Times New Roman"/>
-                          <w:b/>
-                          <w:bCs/>
-                          <w:color w:val="000000" w:themeColor="text1"/>
-                          <w:sz w:val="20"/>
-                          <w:szCs w:val="20"/>
-                          <w:lang w:val="en-US"/>
-                        </w:rPr>
-                      </w:pPr>
-                      <w:r>
-                        <w:rPr>
-                          <w:rFonts w:ascii="Times New Roman" w:hAnsi="Times New Roman" w:cs="Times New Roman"/>
-                          <w:b/>
-                          <w:bCs/>
-                          <w:color w:val="000000" w:themeColor="text1"/>
-                          <w:sz w:val="20"/>
-                          <w:szCs w:val="20"/>
-                          <w:lang w:val="en-US"/>
-                        </w:rPr>
-                        <w:t>Peace-Work-Fatherland</w:t>
-                      </w:r>
-                    </w:p>
-                    <w:p>
-                      <w:pPr>
-                        <w:pStyle w:val="FrameContentsuser"/>
-                        <w:spacing w:after="0" w:line="276" w:lineRule="auto"/>
-                        <w:jc w:val="center"/>
-                        <w:rPr>
-                          <w:rFonts w:ascii="Times New Roman" w:hAnsi="Times New Roman" w:cs="Times New Roman"/>
-                          <w:b/>
-                          <w:bCs/>
-                          <w:color w:val="000000" w:themeColor="text1"/>
-                          <w:sz w:val="20"/>
-                          <w:szCs w:val="20"/>
-                          <w:lang w:val="en-US"/>
-                        </w:rPr>
-                      </w:pPr>
-                      <w:r>
-                        <w:rPr>
-                          <w:rFonts w:ascii="Times New Roman" w:hAnsi="Times New Roman" w:cs="Times New Roman"/>
-                          <w:b/>
-                          <w:bCs/>
-                          <w:color w:val="000000" w:themeColor="text1"/>
-                          <w:sz w:val="20"/>
-                          <w:szCs w:val="20"/>
-                          <w:lang w:val="en-US"/>
-                        </w:rPr>
-                        <w:t>*********</w:t>
-                      </w:r>
-                    </w:p>
-                    <w:p>
-                      <w:pPr>
-                        <w:pStyle w:val="FrameContentsuser"/>
-                        <w:spacing w:after="0" w:line="276" w:lineRule="auto"/>
-                        <w:jc w:val="center"/>
-                        <w:rPr>
-                          <w:rFonts w:ascii="Times New Roman" w:hAnsi="Times New Roman" w:cs="Times New Roman"/>
-                          <w:b/>
-                          <w:bCs/>
-                          <w:color w:val="000000" w:themeColor="text1"/>
-                          <w:sz w:val="20"/>
-                          <w:szCs w:val="20"/>
-                          <w:lang w:val="en-US"/>
-                        </w:rPr>
-                      </w:pPr>
-                      <w:r>
-                        <w:rPr>
-                          <w:rFonts w:ascii="Times New Roman" w:hAnsi="Times New Roman" w:cs="Times New Roman"/>
-                          <w:b/>
-                          <w:bCs/>
-                          <w:color w:val="000000" w:themeColor="text1"/>
-                          <w:sz w:val="20"/>
-                          <w:szCs w:val="20"/>
-                          <w:lang w:val="en-US"/>
-                        </w:rPr>
-                        <w:t>UNIVERSITY OF DOUALA</w:t>
-                      </w:r>
-                    </w:p>
-                    <w:p>
-                      <w:pPr>
-                        <w:pStyle w:val="FrameContentsuser"/>
-                        <w:spacing w:after="0" w:line="276" w:lineRule="auto"/>
-                        <w:jc w:val="center"/>
-                        <w:rPr>
-                          <w:rFonts w:ascii="Times New Roman" w:hAnsi="Times New Roman" w:cs="Times New Roman"/>
-                          <w:b/>
-                          <w:color w:val="000000" w:themeColor="text1"/>
-                          <w:sz w:val="20"/>
-                          <w:szCs w:val="20"/>
-                          <w:lang w:val="en-US"/>
-                        </w:rPr>
-                      </w:pPr>
-                      <w:r>
-                        <w:rPr>
-                          <w:rFonts w:ascii="Times New Roman" w:hAnsi="Times New Roman" w:cs="Times New Roman"/>
-                          <w:b/>
-                          <w:color w:val="000000" w:themeColor="text1"/>
-                          <w:sz w:val="20"/>
-                          <w:szCs w:val="20"/>
-                          <w:lang w:val="en-US"/>
-                        </w:rPr>
-                        <w:t>********</w:t>
-                      </w:r>
-                    </w:p>
-                    <w:p>
-                      <w:pPr>
-                        <w:pStyle w:val="FrameContentsuser"/>
-                        <w:spacing w:after="0" w:line="276" w:lineRule="auto"/>
-                        <w:jc w:val="center"/>
-                        <w:rPr>
-                          <w:rFonts w:ascii="Times New Roman" w:hAnsi="Times New Roman" w:cs="Times New Roman"/>
-                          <w:b/>
-                          <w:bCs/>
-                          <w:color w:val="000000" w:themeColor="text1"/>
-                          <w:sz w:val="20"/>
-                          <w:szCs w:val="20"/>
-                          <w:lang w:val="en-US"/>
-                        </w:rPr>
-                      </w:pPr>
-                      <w:r>
-                        <w:rPr>
-                          <w:rFonts w:ascii="Times New Roman" w:hAnsi="Times New Roman" w:cs="Times New Roman"/>
-                          <w:b/>
-                          <w:bCs/>
-                          <w:color w:val="000000" w:themeColor="text1"/>
-                          <w:sz w:val="20"/>
-                          <w:szCs w:val="20"/>
-                          <w:lang w:val="en-US"/>
-                        </w:rPr>
-                        <w:t>DARE TO BE WOMEN TECH</w:t>
-                      </w:r>
-                    </w:p>
-                    <w:p>
-                      <w:pPr>
-                        <w:pStyle w:val="FrameContentsuser"/>
-                        <w:spacing w:line="240" w:lineRule="auto"/>
-                        <w:jc w:val="center"/>
-                        <w:rPr>
-                          <w:b/>
-                          <w:color w:val="000000" w:themeColor="text1"/>
-                          <w:sz w:val="28"/>
-                          <w:szCs w:val="28"/>
-                          <w:lang w:val="en-US"/>
-                        </w:rPr>
-                      </w:pPr>
-                    </w:p>
-                  </w:txbxContent>
-                </v:textbox>
-              </v:rect>
+              <v:oval w14:anchorId="5F4E601F" id="Oval 12" o:spid="_x0000_s1026" style="position:absolute;margin-left:224.7pt;margin-top:11.25pt;width:116.7pt;height:79.5pt;z-index:251670528;visibility:visible;mso-wrap-style:square;mso-width-percent:0;mso-height-percent:0;mso-wrap-distance-left:9pt;mso-wrap-distance-top:0;mso-wrap-distance-right:9pt;mso-wrap-distance-bottom:0;mso-position-horizontal:absolute;mso-position-horizontal-relative:margin;mso-position-vertical:absolute;mso-position-vertical-relative:text;mso-width-percent:0;mso-height-percent:0;mso-width-relative:margin;mso-height-relative:margin;v-text-anchor:middle" o:gfxdata="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" stroked="f" strokeweight="1pt">
+                <v:fill r:id="rId10" o:title="" recolor="t" rotate="t" type="frame"/>
+                <v:stroke joinstyle="miter"/>
+                <w10:wrap anchorx="margin"/>
+              </v:oval>
             </w:pict>
           </mc:Fallback>
         </mc:AlternateContent>
@@ -1064,245 +1282,37 @@
           <w:rFonts w:ascii="Times New Roman" w:hAnsi="Times New Roman" w:cs="Times New Roman"/>
         </w:rPr>
       </w:pPr>
+    </w:p>
+    <w:p>
+      <w:pPr>
+        <w:jc w:val="both"/>
+        <w:rPr>
+          <w:rFonts w:ascii="Times New Roman" w:hAnsi="Times New Roman" w:cs="Times New Roman"/>
+        </w:rPr>
+      </w:pPr>
+    </w:p>
+    <w:p>
+      <w:pPr>
+        <w:jc w:val="both"/>
+        <w:rPr>
+          <w:rFonts w:ascii="Times New Roman" w:hAnsi="Times New Roman" w:cs="Times New Roman"/>
+        </w:rPr>
+      </w:pPr>
+    </w:p>
+    <w:p>
+      <w:pPr>
+        <w:jc w:val="both"/>
+        <w:rPr>
+          <w:rFonts w:ascii="Times New Roman" w:hAnsi="Times New Roman" w:cs="Times New Roman"/>
+        </w:rPr>
+      </w:pPr>
       <w:r>
         <w:rPr>
           <w:rFonts w:ascii="Times New Roman" w:hAnsi="Times New Roman" w:cs="Times New Roman"/>
           <w:noProof/>
         </w:rPr>
-        <mc:AlternateContent>
-          <mc:Choice Requires="wps">
-            <w:drawing>
-              <wp:anchor distT="0" distB="0" distL="114300" distR="114300" simplePos="0" relativeHeight="251664384" behindDoc="0" locked="0" layoutInCell="1" allowOverlap="1" wp14:anchorId="449A8748" wp14:editId="77449DE9">
-                <wp:simplePos x="0" y="0"/>
-                <wp:positionH relativeFrom="column">
-                  <wp:posOffset>2225785</wp:posOffset>
-                </wp:positionH>
-                <wp:positionV relativeFrom="paragraph">
-                  <wp:posOffset>55686</wp:posOffset>
-                </wp:positionV>
-                <wp:extent cx="1690342" cy="1311920"/>
-                <wp:effectExtent l="0" t="0" r="24765" b="21590"/>
-                <wp:wrapNone/>
-                <wp:docPr id="1499069996" name="Text Box 4"/>
-                <wp:cNvGraphicFramePr/>
-                <a:graphic xmlns:a="http://schemas.openxmlformats.org/drawingml/2006/main">
-                  <a:graphicData uri="http://schemas.microsoft.com/office/word/2010/wordprocessingShape">
-                    <wps:wsp>
-                      <wps:cNvSpPr txBox="1"/>
-                      <wps:spPr>
-                        <a:xfrm>
-                          <a:off x="0" y="0"/>
-                          <a:ext cx="1690342" cy="1311920"/>
-                        </a:xfrm>
-                        <a:prstGeom prst="rect">
-                          <a:avLst/>
-                        </a:prstGeom>
-                        <a:solidFill>
-                          <a:schemeClr val="lt1"/>
-                        </a:solidFill>
-                        <a:ln w="6350">
-                          <a:solidFill>
-                            <a:schemeClr val="bg1"/>
-                          </a:solidFill>
-                        </a:ln>
-                      </wps:spPr>
-                      <wps:txbx>
-                        <w:txbxContent>
-                          <w:p>
-                            <w:r>
-                              <w:rPr>
-                                <w:noProof/>
-                              </w:rPr>
-                              <w:drawing>
-                                <wp:inline distT="0" distB="0" distL="0" distR="0" wp14:anchorId="13122FB9" wp14:editId="3BBD92B7">
-                                  <wp:extent cx="1440180" cy="1214120"/>
-                                  <wp:effectExtent l="0" t="0" r="7620" b="5080"/>
-                                  <wp:docPr id="264271245" name="Picture 7"/>
-                                  <wp:cNvGraphicFramePr>
-                                    <a:graphicFrameLocks xmlns:a="http://schemas.openxmlformats.org/drawingml/2006/main" noChangeAspect="1"/>
-                                  </wp:cNvGraphicFramePr>
-                                  <a:graphic xmlns:a="http://schemas.openxmlformats.org/drawingml/2006/main">
-                                    <a:graphicData uri="http://schemas.openxmlformats.org/drawingml/2006/picture">
-                                      <pic:pic xmlns:pic="http://schemas.openxmlformats.org/drawingml/2006/picture">
-                                        <pic:nvPicPr>
-                                          <pic:cNvPr id="0" name="Picture 1"/>
-                                          <pic:cNvPicPr>
-                                            <a:picLocks noChangeAspect="1" noChangeArrowheads="1"/>
-                                          </pic:cNvPicPr>
-                                        </pic:nvPicPr>
-                                        <pic:blipFill>
-                                          <a:blip r:embed="rId7">
-                                            <a:extLst>
-                                              <a:ext uri="{28A0092B-C50C-407E-A947-70E740481C1C}">
-                                                <a14:useLocalDpi xmlns:a14="http://schemas.microsoft.com/office/drawing/2010/main" val="0"/>
-                                              </a:ext>
-                                            </a:extLst>
-                                          </a:blip>
-                                          <a:srcRect/>
-                                          <a:stretch>
-                                            <a:fillRect/>
-                                          </a:stretch>
-                                        </pic:blipFill>
-                                        <pic:spPr bwMode="auto">
-                                          <a:xfrm>
-                                            <a:off x="0" y="0"/>
-                                            <a:ext cx="1440180" cy="1214120"/>
-                                          </a:xfrm>
-                                          <a:prstGeom prst="rect">
-                                            <a:avLst/>
-                                          </a:prstGeom>
-                                          <a:noFill/>
-                                          <a:ln>
-                                            <a:noFill/>
-                                          </a:ln>
-                                        </pic:spPr>
-                                      </pic:pic>
-                                    </a:graphicData>
-                                  </a:graphic>
-                                </wp:inline>
-                              </w:drawing>
-                            </w:r>
-                          </w:p>
-                        </w:txbxContent>
-                      </wps:txbx>
-                      <wps:bodyPr rot="0" spcFirstLastPara="0" vertOverflow="overflow" horzOverflow="overflow" vert="horz" wrap="square" lIns="91440" tIns="45720" rIns="91440" bIns="45720" numCol="1" spcCol="0" rtlCol="0" fromWordArt="0" anchor="t" anchorCtr="0" forceAA="0" compatLnSpc="1">
-                        <a:prstTxWarp prst="textNoShape">
-                          <a:avLst/>
-                        </a:prstTxWarp>
-                        <a:noAutofit/>
-                      </wps:bodyPr>
-                    </wps:wsp>
-                  </a:graphicData>
-                </a:graphic>
-              </wp:anchor>
-            </w:drawing>
-          </mc:Choice>
-          <mc:Fallback>
-            <w:pict>
-              <v:shapetype w14:anchorId="449A8748" id="_x0000_t202" coordsize="21600,21600" o:spt="202" path="m,l,21600r21600,l21600,xe">
-                <v:stroke joinstyle="miter"/>
-                <v:path gradientshapeok="t" o:connecttype="rect"/>
-              </v:shapetype>
-              <v:shape id="Text Box 4" o:spid="_x0000_s1028" type="#_x0000_t202" style="position:absolute;left:0;text-align:left;margin-left:175.25pt;margin-top:4.4pt;width:133.1pt;height:103.3pt;z-index:251664384;visibility:visible;mso-wrap-style:square;mso-wrap-distance-left:9pt;mso-wrap-distance-top:0;mso-wrap-distance-right:9pt;mso-wrap-distance-bottom:0;mso-position-horizontal:absolute;mso-position-horizontal-relative:text;mso-position-vertical:absolute;mso-position-vertical-relative:text;v-text-anchor:top" o:gfxdata="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" fillcolor="white [3201]" strokecolor="white [3212]" strokeweight=".5pt">
-                <v:textbox>
-                  <w:txbxContent>
-                    <w:p>
-                      <w:r>
-                        <w:rPr>
-                          <w:noProof/>
-                        </w:rPr>
-                        <w:drawing>
-                          <wp:inline distT="0" distB="0" distL="0" distR="0" wp14:anchorId="13122FB9" wp14:editId="3BBD92B7">
-                            <wp:extent cx="1440180" cy="1214120"/>
-                            <wp:effectExtent l="0" t="0" r="7620" b="5080"/>
-                            <wp:docPr id="264271245" name="Picture 7"/>
-                            <wp:cNvGraphicFramePr>
-                              <a:graphicFrameLocks xmlns:a="http://schemas.openxmlformats.org/drawingml/2006/main" noChangeAspect="1"/>
-                            </wp:cNvGraphicFramePr>
-                            <a:graphic xmlns:a="http://schemas.openxmlformats.org/drawingml/2006/main">
-                              <a:graphicData uri="http://schemas.openxmlformats.org/drawingml/2006/picture">
-                                <pic:pic xmlns:pic="http://schemas.openxmlformats.org/drawingml/2006/picture">
-                                  <pic:nvPicPr>
-                                    <pic:cNvPr id="0" name="Picture 1"/>
-                                    <pic:cNvPicPr>
-                                      <a:picLocks noChangeAspect="1" noChangeArrowheads="1"/>
-                                    </pic:cNvPicPr>
-                                  </pic:nvPicPr>
-                                  <pic:blipFill>
-                                    <a:blip r:embed="rId7">
-                                      <a:extLst>
-                                        <a:ext uri="{28A0092B-C50C-407E-A947-70E740481C1C}">
-                                          <a14:useLocalDpi xmlns:a14="http://schemas.microsoft.com/office/drawing/2010/main" val="0"/>
-                                        </a:ext>
-                                      </a:extLst>
-                                    </a:blip>
-                                    <a:srcRect/>
-                                    <a:stretch>
-                                      <a:fillRect/>
-                                    </a:stretch>
-                                  </pic:blipFill>
-                                  <pic:spPr bwMode="auto">
-                                    <a:xfrm>
-                                      <a:off x="0" y="0"/>
-                                      <a:ext cx="1440180" cy="1214120"/>
-                                    </a:xfrm>
-                                    <a:prstGeom prst="rect">
-                                      <a:avLst/>
-                                    </a:prstGeom>
-                                    <a:noFill/>
-                                    <a:ln>
-                                      <a:noFill/>
-                                    </a:ln>
-                                  </pic:spPr>
-                                </pic:pic>
-                              </a:graphicData>
-                            </a:graphic>
-                          </wp:inline>
-                        </w:drawing>
-                      </w:r>
-                    </w:p>
-                  </w:txbxContent>
-                </v:textbox>
-              </v:shape>
-            </w:pict>
-          </mc:Fallback>
-        </mc:AlternateContent>
-      </w:r>
-    </w:p>
-    <w:p>
-      <w:pPr>
-        <w:jc w:val="both"/>
-        <w:rPr>
-          <w:rFonts w:ascii="Times New Roman" w:hAnsi="Times New Roman" w:cs="Times New Roman"/>
-        </w:rPr>
-      </w:pPr>
-    </w:p>
-    <w:p>
-      <w:pPr>
-        <w:jc w:val="both"/>
-        <w:rPr>
-          <w:rFonts w:ascii="Times New Roman" w:hAnsi="Times New Roman" w:cs="Times New Roman"/>
-        </w:rPr>
-      </w:pPr>
-    </w:p>
-    <w:p>
-      <w:pPr>
-        <w:jc w:val="both"/>
-        <w:rPr>
-          <w:rFonts w:ascii="Times New Roman" w:hAnsi="Times New Roman" w:cs="Times New Roman"/>
-        </w:rPr>
-      </w:pPr>
-    </w:p>
-    <w:p>
-      <w:pPr>
-        <w:jc w:val="both"/>
-        <w:rPr>
-          <w:rFonts w:ascii="Times New Roman" w:hAnsi="Times New Roman" w:cs="Times New Roman"/>
-        </w:rPr>
-      </w:pPr>
-    </w:p>
-    <w:p>
-      <w:pPr>
-        <w:jc w:val="both"/>
-        <w:rPr>
-          <w:rFonts w:ascii="Times New Roman" w:hAnsi="Times New Roman" w:cs="Times New Roman"/>
-        </w:rPr>
-      </w:pPr>
-    </w:p>
-    <w:p>
-      <w:pPr>
-        <w:jc w:val="both"/>
-        <w:rPr>
-          <w:rFonts w:ascii="Times New Roman" w:hAnsi="Times New Roman" w:cs="Times New Roman"/>
-        </w:rPr>
-      </w:pPr>
-      <w:r>
-        <w:rPr>
-          <w:rFonts w:ascii="Times New Roman" w:hAnsi="Times New Roman" w:cs="Times New Roman"/>
-          <w:noProof/>
-        </w:rPr>
         <w:drawing>
-          <wp:anchor distT="0" distB="0" distL="0" distR="0" simplePos="0" relativeHeight="251661312" behindDoc="0" locked="0" layoutInCell="0" allowOverlap="1" wp14:anchorId="1E6ADBCC" wp14:editId="047EE72C">
+          <wp:anchor distT="0" distB="0" distL="0" distR="0" simplePos="0" relativeHeight="251661312" behindDoc="0" locked="0" layoutInCell="0" allowOverlap="1" wp14:anchorId="1E6ADBCC" wp14:editId="169A700D">
             <wp:simplePos x="0" y="0"/>
             <wp:positionH relativeFrom="column">
               <wp:posOffset>3971925</wp:posOffset>
@@ -1327,7 +1337,7 @@
                     </pic:cNvPicPr>
                   </pic:nvPicPr>
                   <pic:blipFill>
-                    <a:blip r:embed="rId8"/>
+                    <a:blip r:embed="rId11"/>
                     <a:stretch>
                       <a:fillRect/>
                     </a:stretch>
@@ -1359,7 +1369,7 @@
         <mc:AlternateContent>
           <mc:Choice Requires="wps">
             <w:drawing>
-              <wp:anchor distT="0" distB="0" distL="114300" distR="114300" simplePos="0" relativeHeight="251665408" behindDoc="0" locked="0" layoutInCell="1" allowOverlap="1" wp14:anchorId="13773018" wp14:editId="5E7CC988">
+              <wp:anchor distT="0" distB="0" distL="114300" distR="114300" simplePos="0" relativeHeight="251665408" behindDoc="0" locked="0" layoutInCell="1" allowOverlap="1" wp14:anchorId="13773018" wp14:editId="028D6E1A">
                 <wp:simplePos x="0" y="0"/>
                 <wp:positionH relativeFrom="column">
                   <wp:posOffset>353867</wp:posOffset>
@@ -1401,10 +1411,10 @@
                                 <w:noProof/>
                               </w:rPr>
                               <w:drawing>
-                                <wp:inline distT="0" distB="0" distL="0" distR="0" wp14:anchorId="43960599" wp14:editId="6D618529">
-                                  <wp:extent cx="722630" cy="951865"/>
+                                <wp:inline distT="0" distB="0" distL="0" distR="0" wp14:anchorId="43960599" wp14:editId="75216ACF">
+                                  <wp:extent cx="855980" cy="951865"/>
                                   <wp:effectExtent l="0" t="0" r="1270" b="635"/>
-                                  <wp:docPr id="1323797915" name="Picture 8"/>
+                                  <wp:docPr id="671912609" name="Picture 8"/>
                                   <wp:cNvGraphicFramePr>
                                     <a:graphicFrameLocks xmlns:a="http://schemas.openxmlformats.org/drawingml/2006/main" noChangeAspect="1"/>
                                   </wp:cNvGraphicFramePr>
@@ -1418,7 +1428,7 @@
                                           </pic:cNvPicPr>
                                         </pic:nvPicPr>
                                         <pic:blipFill>
-                                          <a:blip r:embed="rId9">
+                                          <a:blip r:embed="rId12">
                                             <a:extLst>
                                               <a:ext uri="{28A0092B-C50C-407E-A947-70E740481C1C}">
                                                 <a14:useLocalDpi xmlns:a14="http://schemas.microsoft.com/office/drawing/2010/main" val="0"/>
@@ -1433,7 +1443,7 @@
                                         <pic:spPr bwMode="auto">
                                           <a:xfrm>
                                             <a:off x="0" y="0"/>
-                                            <a:ext cx="722630" cy="951865"/>
+                                            <a:ext cx="855980" cy="951865"/>
                                           </a:xfrm>
                                           <a:prstGeom prst="rect">
                                             <a:avLst/>
@@ -1481,10 +1491,10 @@
                           <w:noProof/>
                         </w:rPr>
                         <w:drawing>
-                          <wp:inline distT="0" distB="0" distL="0" distR="0" wp14:anchorId="43960599" wp14:editId="6D618529">
-                            <wp:extent cx="722630" cy="951865"/>
+                          <wp:inline distT="0" distB="0" distL="0" distR="0" wp14:anchorId="43960599" wp14:editId="75216ACF">
+                            <wp:extent cx="855980" cy="951865"/>
                             <wp:effectExtent l="0" t="0" r="1270" b="635"/>
-                            <wp:docPr id="1323797915" name="Picture 8"/>
+                            <wp:docPr id="671912609" name="Picture 8"/>
                             <wp:cNvGraphicFramePr>
                               <a:graphicFrameLocks xmlns:a="http://schemas.openxmlformats.org/drawingml/2006/main" noChangeAspect="1"/>
                             </wp:cNvGraphicFramePr>
@@ -1498,7 +1508,7 @@
                                     </pic:cNvPicPr>
                                   </pic:nvPicPr>
                                   <pic:blipFill>
-                                    <a:blip r:embed="rId9">
+                                    <a:blip r:embed="rId12">
                                       <a:extLst>
                                         <a:ext uri="{28A0092B-C50C-407E-A947-70E740481C1C}">
                                           <a14:useLocalDpi xmlns:a14="http://schemas.microsoft.com/office/drawing/2010/main" val="0"/>
@@ -1513,7 +1523,7 @@
                                   <pic:spPr bwMode="auto">
                                     <a:xfrm>
                                       <a:off x="0" y="0"/>
-                                      <a:ext cx="722630" cy="951865"/>
+                                      <a:ext cx="855980" cy="951865"/>
                                     </a:xfrm>
                                     <a:prstGeom prst="rect">
                                       <a:avLst/>
@@ -1583,7 +1593,7 @@
         <mc:AlternateContent>
           <mc:Choice Requires="wps">
             <w:drawing>
-              <wp:anchor distT="0" distB="0" distL="114300" distR="114300" simplePos="0" relativeHeight="251666432" behindDoc="0" locked="0" layoutInCell="1" allowOverlap="1" wp14:anchorId="744C44D0" wp14:editId="2CF8DAAC">
+              <wp:anchor distT="0" distB="0" distL="114300" distR="114300" simplePos="0" relativeHeight="251666432" behindDoc="0" locked="0" layoutInCell="1" allowOverlap="1" wp14:anchorId="744C44D0" wp14:editId="707E9322">
                 <wp:simplePos x="0" y="0"/>
                 <wp:positionH relativeFrom="column">
                   <wp:posOffset>3927665</wp:posOffset>
@@ -1687,16 +1697,16 @@
         <mc:AlternateContent>
           <mc:Choice Requires="wps">
             <w:drawing>
-              <wp:anchor distT="0" distB="0" distL="0" distR="0" simplePos="0" relativeHeight="251662336" behindDoc="0" locked="0" layoutInCell="0" allowOverlap="1" wp14:anchorId="61E9BCBE" wp14:editId="5EFAB112">
+              <wp:anchor distT="0" distB="0" distL="0" distR="0" simplePos="0" relativeHeight="251662336" behindDoc="0" locked="0" layoutInCell="0" allowOverlap="1" wp14:anchorId="61E9BCBE" wp14:editId="65D6A524">
                 <wp:simplePos x="0" y="0"/>
                 <wp:positionH relativeFrom="margin">
-                  <wp:posOffset>800208</wp:posOffset>
+                  <wp:posOffset>800100</wp:posOffset>
                 </wp:positionH>
                 <wp:positionV relativeFrom="paragraph">
-                  <wp:posOffset>55982</wp:posOffset>
+                  <wp:posOffset>5715</wp:posOffset>
                 </wp:positionV>
-                <wp:extent cx="4752975" cy="761519"/>
-                <wp:effectExtent l="0" t="0" r="0" b="635"/>
+                <wp:extent cx="4752975" cy="910590"/>
+                <wp:effectExtent l="0" t="0" r="0" b="3810"/>
                 <wp:wrapNone/>
                 <wp:docPr id="1082975641" name="Rectangle 18"/>
                 <wp:cNvGraphicFramePr>
@@ -1711,7 +1721,7 @@
                       <wps:spPr>
                         <a:xfrm>
                           <a:off x="0" y="0"/>
-                          <a:ext cx="4752975" cy="761519"/>
+                          <a:ext cx="4752975" cy="910590"/>
                         </a:xfrm>
                         <a:prstGeom prst="rect">
                           <a:avLst/>
@@ -1833,7 +1843,7 @@
           </mc:Choice>
           <mc:Fallback>
             <w:pict>
-              <v:rect w14:anchorId="61E9BCBE" id="Rectangle 18" o:spid="_x0000_s1031" style="position:absolute;left:0;text-align:left;margin-left:63pt;margin-top:4.4pt;width:374.25pt;height:59.95pt;z-index:251662336;visibility:visible;mso-wrap-style:square;mso-width-percent:0;mso-height-percent:0;mso-wrap-distance-left:0;mso-wrap-distance-top:0;mso-wrap-distance-right:0;mso-wrap-distance-bottom:0;mso-position-horizontal:absolute;mso-position-horizontal-relative:margin;mso-position-vertical:absolute;mso-position-vertical-relative:text;mso-width-percent:0;mso-height-percent:0;mso-width-relative:page;mso-height-relative:page;v-text-anchor:middle" o:gfxdata="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" o:allowincell="f" filled="f" stroked="f" strokeweight="1pt">
+              <v:rect w14:anchorId="61E9BCBE" id="Rectangle 18" o:spid="_x0000_s1031" style="position:absolute;left:0;text-align:left;margin-left:63pt;margin-top:.45pt;width:374.25pt;height:71.7pt;z-index:251662336;visibility:visible;mso-wrap-style:square;mso-width-percent:0;mso-height-percent:0;mso-wrap-distance-left:0;mso-wrap-distance-top:0;mso-wrap-distance-right:0;mso-wrap-distance-bottom:0;mso-position-horizontal:absolute;mso-position-horizontal-relative:margin;mso-position-vertical:absolute;mso-position-vertical-relative:text;mso-width-percent:0;mso-height-percent:0;mso-width-relative:page;mso-height-relative:page;v-text-anchor:middle" o:gfxdata="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" o:allowincell="f" filled="f" stroked="f" strokeweight="1pt">
                 <v:textbox>
                   <w:txbxContent>
                     <w:p>
@@ -9836,7 +9846,7 @@
                     </pic:cNvPicPr>
                   </pic:nvPicPr>
                   <pic:blipFill>
-                    <a:blip r:embed="rId10"/>
+                    <a:blip r:embed="rId13"/>
                     <a:srcRect/>
                     <a:stretch>
                       <a:fillRect/>
@@ -11025,7 +11035,7 @@
                     </pic:cNvPicPr>
                   </pic:nvPicPr>
                   <pic:blipFill>
-                    <a:blip r:embed="rId11"/>
+                    <a:blip r:embed="rId14"/>
                     <a:srcRect/>
                     <a:stretch>
                       <a:fillRect/>
@@ -11486,7 +11496,7 @@
                     </pic:cNvPicPr>
                   </pic:nvPicPr>
                   <pic:blipFill>
-                    <a:blip r:embed="rId12"/>
+                    <a:blip r:embed="rId15"/>
                     <a:srcRect/>
                     <a:stretch>
                       <a:fillRect/>
@@ -11667,7 +11677,7 @@
                     </pic:cNvPicPr>
                   </pic:nvPicPr>
                   <pic:blipFill>
-                    <a:blip r:embed="rId13"/>
+                    <a:blip r:embed="rId16"/>
                     <a:srcRect/>
                     <a:stretch>
                       <a:fillRect/>
@@ -13259,7 +13269,7 @@
                     </pic:cNvPicPr>
                   </pic:nvPicPr>
                   <pic:blipFill>
-                    <a:blip r:embed="rId14"/>
+                    <a:blip r:embed="rId17"/>
                     <a:srcRect/>
                     <a:stretch>
                       <a:fillRect/>
@@ -14852,7 +14862,7 @@
                     </pic:cNvPicPr>
                   </pic:nvPicPr>
                   <pic:blipFill>
-                    <a:blip r:embed="rId15"/>
+                    <a:blip r:embed="rId18"/>
                     <a:srcRect/>
                     <a:stretch>
                       <a:fillRect/>
@@ -15101,7 +15111,7 @@
                     </pic:cNvPicPr>
                   </pic:nvPicPr>
                   <pic:blipFill>
-                    <a:blip r:embed="rId16"/>
+                    <a:blip r:embed="rId19"/>
                     <a:srcRect/>
                     <a:stretch>
                       <a:fillRect/>
@@ -16770,7 +16780,7 @@
                           </pic:cNvPicPr>
                         </pic:nvPicPr>
                         <pic:blipFill>
-                          <a:blip r:embed="rId17"/>
+                          <a:blip r:embed="rId20"/>
                           <a:srcRect/>
                           <a:stretch>
                             <a:fillRect/>
@@ -16862,7 +16872,7 @@
                           </pic:cNvPicPr>
                         </pic:nvPicPr>
                         <pic:blipFill>
-                          <a:blip r:embed="rId18"/>
+                          <a:blip r:embed="rId21"/>
                           <a:srcRect/>
                           <a:stretch>
                             <a:fillRect/>
@@ -16992,7 +17002,7 @@
                     </pic:cNvPicPr>
                   </pic:nvPicPr>
                   <pic:blipFill>
-                    <a:blip r:embed="rId19"/>
+                    <a:blip r:embed="rId22"/>
                     <a:srcRect/>
                     <a:stretch>
                       <a:fillRect/>
@@ -18425,7 +18435,7 @@
                     </pic:cNvPicPr>
                   </pic:nvPicPr>
                   <pic:blipFill>
-                    <a:blip r:embed="rId20"/>
+                    <a:blip r:embed="rId23"/>
                     <a:srcRect/>
                     <a:stretch>
                       <a:fillRect/>
@@ -22671,8 +22681,8 @@
       </w:r>
     </w:p>
     <w:sectPr>
-      <w:headerReference w:type="default" r:id="rId21"/>
-      <w:footerReference w:type="default" r:id="rId22"/>
+      <w:headerReference w:type="default" r:id="rId24"/>
+      <w:footerReference w:type="default" r:id="rId25"/>
       <w:pgSz w:w="11906" w:h="16838"/>
       <w:pgMar w:top="1134" w:right="1134" w:bottom="1134" w:left="1134" w:header="708" w:footer="708" w:gutter="0"/>
       <w:pgBorders w:display="firstPage" w:offsetFrom="page">
@@ -22833,7 +22843,7 @@
 <w:numbering xmlns:wpc="http://schemas.microsoft.com/office/word/2010/wordprocessingCanvas" xmlns:cx="http://schemas.microsoft.com/office/drawing/2014/chartex" xmlns:cx1="http://schemas.microsoft.com/office/drawing/2015/9/8/chartex" xmlns:cx2="http://schemas.microsoft.com/office/drawing/2015/10/21/chartex" xmlns:cx3="http://schemas.microsoft.com/office/drawing/2016/5/9/chartex" xmlns:cx4="http://schemas.microsoft.com/office/drawing/2016/5/10/chartex" xmlns:cx5="http://schemas.microsoft.com/office/drawing/2016/5/11/chartex" xmlns:cx6="http://schemas.microsoft.com/office/drawing/2016/5/12/chartex" xmlns:cx7="http://schemas.microsoft.com/office/drawing/2016/5/13/chartex" xmlns:cx8="http://schemas.microsoft.com/office/drawing/2016/5/14/chartex" xmlns:mc="http://schemas.openxmlformats.org/markup-compatibility/2006" xmlns:aink="http://schemas.microsoft.com/office/drawing/2016/ink" xmlns:am3d="http://schemas.microsoft.com/office/drawing/2017/model3d" xmlns:o="urn:schemas-microsoft-com:office:office" xmlns:oel="http://schemas.microsoft.com/office/2019/extlst" xmlns:r="http://schemas.openxmlformats.org/officeDocument/2006/relationships" xmlns:m="http://schemas.openxmlformats.org/officeDocument/2006/math" xmlns:v="urn:schemas-microsoft-com:vml" xmlns:wp14="http://schemas.microsoft.com/office/word/2010/wordprocessingDrawing" xmlns:wp="http://schemas.openxmlformats.org/drawingml/2006/wordprocessingDrawing" xmlns:w10="urn:schemas-microsoft-com:office:word" xmlns:w="http://schemas.openxmlformats.org/wordprocessingml/2006/main" xmlns:w14="http://schemas.microsoft.com/office/word/2010/wordml" xmlns:w15="http://schemas.microsoft.com/office/word/2012/wordml" xmlns:w16cex="http://schemas.microsoft.com/office/word/2018/wordml/cex" xmlns:w16cid="http://schemas.microsoft.com/office/word/2016/wordml/cid" xmlns:w16="http://schemas.microsoft.com/office/word/2018/wordml" xmlns:w16du="http://schemas.microsoft.com/office/word/2023/wordml/word16du" xmlns:w16sdtdh="http://schemas.microsoft.com/office/word/2020/wordml/sdtdatahash" xmlns:w16sdtfl="http://schemas.microsoft.com/office/word/2024/wordml/sdtformatlock" xmlns:w16se="http://schemas.microsoft.com/office/word/2015/wordml/symex" xmlns:wpg="http://schemas.microsoft.com/office/word/2010/wordprocessingGroup" xmlns:wpi="http://schemas.microsoft.com/office/word/2010/wordprocessingInk" xmlns:wne="http://schemas.microsoft.com/office/word/2006/wordml" xmlns:wps="http://schemas.microsoft.com/office/word/2010/wordprocessingShape" mc:Ignorable="w14 w15 w16se w16cid w16 w16cex w16sdtdh w16sdtfl w16du wp14">
   <w:numPicBullet w:numPicBulletId="0">
     <w:pict>
-      <v:shapetype w14:anchorId="2E813234" id="_x0000_t75" coordsize="21600,21600" o:spt="75" o:preferrelative="t" path="m@4@5l@4@11@9@11@9@5xe" filled="f" stroked="f">
+      <v:shapetype w14:anchorId="3097E471" id="_x0000_t75" coordsize="21600,21600" o:spt="75" o:preferrelative="t" path="m@4@5l@4@11@9@11@9@5xe" filled="f" stroked="f">
         <v:stroke joinstyle="miter"/>
         <v:formulas>
           <v:f eqn="if lineDrawn pixelLineWidth 0"/>

--- a/rapport/Rapport de fin de Projet.docx
+++ b/rapport/Rapport de fin de Projet.docx
@@ -2914,7 +2914,7 @@
             </w:rPr>
             <w:fldChar w:fldCharType="separate"/>
           </w:r>
-          <w:hyperlink w:anchor="_Toc223439351" w:history="1">
+          <w:hyperlink w:anchor="_Toc224311088" w:history="1">
             <w:r>
               <w:rPr>
                 <w:rStyle w:val="Hyperlink"/>
@@ -2942,7 +2942,7 @@
                 <w:noProof/>
                 <w:webHidden/>
               </w:rPr>
-              <w:instrText xml:space="preserve"> PAGEREF _Toc223439351 \h </w:instrText>
+              <w:instrText xml:space="preserve"> PAGEREF _Toc224311088 \h </w:instrText>
             </w:r>
             <w:r>
               <w:rPr>
@@ -2989,7 +2989,7 @@
               <w14:ligatures w14:val="standardContextual"/>
             </w:rPr>
           </w:pPr>
-          <w:hyperlink w:anchor="_Toc223439352" w:history="1">
+          <w:hyperlink w:anchor="_Toc224311089" w:history="1">
             <w:r>
               <w:rPr>
                 <w:rStyle w:val="Hyperlink"/>
@@ -3018,7 +3018,7 @@
                 <w:noProof/>
                 <w:webHidden/>
               </w:rPr>
-              <w:instrText xml:space="preserve"> PAGEREF _Toc223439352 \h </w:instrText>
+              <w:instrText xml:space="preserve"> PAGEREF _Toc224311089 \h </w:instrText>
             </w:r>
             <w:r>
               <w:rPr>
@@ -3065,7 +3065,7 @@
               <w14:ligatures w14:val="standardContextual"/>
             </w:rPr>
           </w:pPr>
-          <w:hyperlink w:anchor="_Toc223439353" w:history="1">
+          <w:hyperlink w:anchor="_Toc224311090" w:history="1">
             <w:r>
               <w:rPr>
                 <w:rStyle w:val="Hyperlink"/>
@@ -3094,7 +3094,7 @@
                 <w:noProof/>
                 <w:webHidden/>
               </w:rPr>
-              <w:instrText xml:space="preserve"> PAGEREF _Toc223439353 \h </w:instrText>
+              <w:instrText xml:space="preserve"> PAGEREF _Toc224311090 \h </w:instrText>
             </w:r>
             <w:r>
               <w:rPr>
@@ -3141,7 +3141,7 @@
               <w14:ligatures w14:val="standardContextual"/>
             </w:rPr>
           </w:pPr>
-          <w:hyperlink w:anchor="_Toc223439354" w:history="1">
+          <w:hyperlink w:anchor="_Toc224311091" w:history="1">
             <w:r>
               <w:rPr>
                 <w:rStyle w:val="Hyperlink"/>
@@ -3170,7 +3170,7 @@
                 <w:noProof/>
                 <w:webHidden/>
               </w:rPr>
-              <w:instrText xml:space="preserve"> PAGEREF _Toc223439354 \h </w:instrText>
+              <w:instrText xml:space="preserve"> PAGEREF _Toc224311091 \h </w:instrText>
             </w:r>
             <w:r>
               <w:rPr>
@@ -3217,7 +3217,7 @@
               <w14:ligatures w14:val="standardContextual"/>
             </w:rPr>
           </w:pPr>
-          <w:hyperlink w:anchor="_Toc223439355" w:history="1">
+          <w:hyperlink w:anchor="_Toc224311092" w:history="1">
             <w:r>
               <w:rPr>
                 <w:rStyle w:val="Hyperlink"/>
@@ -3245,7 +3245,7 @@
                 <w:noProof/>
                 <w:webHidden/>
               </w:rPr>
-              <w:instrText xml:space="preserve"> PAGEREF _Toc223439355 \h </w:instrText>
+              <w:instrText xml:space="preserve"> PAGEREF _Toc224311092 \h </w:instrText>
             </w:r>
             <w:r>
               <w:rPr>
@@ -3292,7 +3292,7 @@
               <w14:ligatures w14:val="standardContextual"/>
             </w:rPr>
           </w:pPr>
-          <w:hyperlink w:anchor="_Toc223439356" w:history="1">
+          <w:hyperlink w:anchor="_Toc224311093" w:history="1">
             <w:r>
               <w:rPr>
                 <w:rStyle w:val="Hyperlink"/>
@@ -3321,7 +3321,7 @@
                 <w:noProof/>
                 <w:webHidden/>
               </w:rPr>
-              <w:instrText xml:space="preserve"> PAGEREF _Toc223439356 \h </w:instrText>
+              <w:instrText xml:space="preserve"> PAGEREF _Toc224311093 \h </w:instrText>
             </w:r>
             <w:r>
               <w:rPr>
@@ -3368,7 +3368,7 @@
               <w14:ligatures w14:val="standardContextual"/>
             </w:rPr>
           </w:pPr>
-          <w:hyperlink w:anchor="_Toc223439357" w:history="1">
+          <w:hyperlink w:anchor="_Toc224311094" w:history="1">
             <w:r>
               <w:rPr>
                 <w:rStyle w:val="Hyperlink"/>
@@ -3397,7 +3397,7 @@
                 <w:noProof/>
                 <w:webHidden/>
               </w:rPr>
-              <w:instrText xml:space="preserve"> PAGEREF _Toc223439357 \h </w:instrText>
+              <w:instrText xml:space="preserve"> PAGEREF _Toc224311094 \h </w:instrText>
             </w:r>
             <w:r>
               <w:rPr>
@@ -3444,7 +3444,7 @@
               <w14:ligatures w14:val="standardContextual"/>
             </w:rPr>
           </w:pPr>
-          <w:hyperlink w:anchor="_Toc223439358" w:history="1">
+          <w:hyperlink w:anchor="_Toc224311095" w:history="1">
             <w:r>
               <w:rPr>
                 <w:rStyle w:val="Hyperlink"/>
@@ -3472,7 +3472,7 @@
                 <w:noProof/>
                 <w:webHidden/>
               </w:rPr>
-              <w:instrText xml:space="preserve"> PAGEREF _Toc223439358 \h </w:instrText>
+              <w:instrText xml:space="preserve"> PAGEREF _Toc224311095 \h </w:instrText>
             </w:r>
             <w:r>
               <w:rPr>
@@ -3519,7 +3519,7 @@
               <w14:ligatures w14:val="standardContextual"/>
             </w:rPr>
           </w:pPr>
-          <w:hyperlink w:anchor="_Toc223439359" w:history="1">
+          <w:hyperlink w:anchor="_Toc224311096" w:history="1">
             <w:r>
               <w:rPr>
                 <w:rStyle w:val="Hyperlink"/>
@@ -3547,7 +3547,7 @@
                 <w:noProof/>
                 <w:webHidden/>
               </w:rPr>
-              <w:instrText xml:space="preserve"> PAGEREF _Toc223439359 \h </w:instrText>
+              <w:instrText xml:space="preserve"> PAGEREF _Toc224311096 \h </w:instrText>
             </w:r>
             <w:r>
               <w:rPr>
@@ -3594,7 +3594,7 @@
               <w14:ligatures w14:val="standardContextual"/>
             </w:rPr>
           </w:pPr>
-          <w:hyperlink w:anchor="_Toc223439360" w:history="1">
+          <w:hyperlink w:anchor="_Toc224311097" w:history="1">
             <w:r>
               <w:rPr>
                 <w:rStyle w:val="Hyperlink"/>
@@ -3623,7 +3623,7 @@
                 <w:noProof/>
                 <w:webHidden/>
               </w:rPr>
-              <w:instrText xml:space="preserve"> PAGEREF _Toc223439360 \h </w:instrText>
+              <w:instrText xml:space="preserve"> PAGEREF _Toc224311097 \h </w:instrText>
             </w:r>
             <w:r>
               <w:rPr>
@@ -3670,7 +3670,7 @@
               <w14:ligatures w14:val="standardContextual"/>
             </w:rPr>
           </w:pPr>
-          <w:hyperlink w:anchor="_Toc223439361" w:history="1">
+          <w:hyperlink w:anchor="_Toc224311098" w:history="1">
             <w:r>
               <w:rPr>
                 <w:rStyle w:val="Hyperlink"/>
@@ -3699,7 +3699,7 @@
                 <w:noProof/>
                 <w:webHidden/>
               </w:rPr>
-              <w:instrText xml:space="preserve"> PAGEREF _Toc223439361 \h </w:instrText>
+              <w:instrText xml:space="preserve"> PAGEREF _Toc224311098 \h </w:instrText>
             </w:r>
             <w:r>
               <w:rPr>
@@ -3746,7 +3746,7 @@
               <w14:ligatures w14:val="standardContextual"/>
             </w:rPr>
           </w:pPr>
-          <w:hyperlink w:anchor="_Toc223439362" w:history="1">
+          <w:hyperlink w:anchor="_Toc224311099" w:history="1">
             <w:r>
               <w:rPr>
                 <w:rStyle w:val="Hyperlink"/>
@@ -3775,7 +3775,7 @@
                 <w:noProof/>
                 <w:webHidden/>
               </w:rPr>
-              <w:instrText xml:space="preserve"> PAGEREF _Toc223439362 \h </w:instrText>
+              <w:instrText xml:space="preserve"> PAGEREF _Toc224311099 \h </w:instrText>
             </w:r>
             <w:r>
               <w:rPr>
@@ -3822,7 +3822,7 @@
               <w14:ligatures w14:val="standardContextual"/>
             </w:rPr>
           </w:pPr>
-          <w:hyperlink w:anchor="_Toc223439363" w:history="1">
+          <w:hyperlink w:anchor="_Toc224311100" w:history="1">
             <w:r>
               <w:rPr>
                 <w:rStyle w:val="Hyperlink"/>
@@ -3850,7 +3850,7 @@
                 <w:noProof/>
                 <w:webHidden/>
               </w:rPr>
-              <w:instrText xml:space="preserve"> PAGEREF _Toc223439363 \h </w:instrText>
+              <w:instrText xml:space="preserve"> PAGEREF _Toc224311100 \h </w:instrText>
             </w:r>
             <w:r>
               <w:rPr>
@@ -3897,7 +3897,7 @@
               <w14:ligatures w14:val="standardContextual"/>
             </w:rPr>
           </w:pPr>
-          <w:hyperlink w:anchor="_Toc223439364" w:history="1">
+          <w:hyperlink w:anchor="_Toc224311101" w:history="1">
             <w:r>
               <w:rPr>
                 <w:rStyle w:val="Hyperlink"/>
@@ -3925,7 +3925,7 @@
                 <w:noProof/>
                 <w:webHidden/>
               </w:rPr>
-              <w:instrText xml:space="preserve"> PAGEREF _Toc223439364 \h </w:instrText>
+              <w:instrText xml:space="preserve"> PAGEREF _Toc224311101 \h </w:instrText>
             </w:r>
             <w:r>
               <w:rPr>
@@ -3972,7 +3972,7 @@
               <w14:ligatures w14:val="standardContextual"/>
             </w:rPr>
           </w:pPr>
-          <w:hyperlink w:anchor="_Toc223439365" w:history="1">
+          <w:hyperlink w:anchor="_Toc224311102" w:history="1">
             <w:r>
               <w:rPr>
                 <w:rStyle w:val="Hyperlink"/>
@@ -4001,7 +4001,7 @@
                 <w:noProof/>
                 <w:webHidden/>
               </w:rPr>
-              <w:instrText xml:space="preserve"> PAGEREF _Toc223439365 \h </w:instrText>
+              <w:instrText xml:space="preserve"> PAGEREF _Toc224311102 \h </w:instrText>
             </w:r>
             <w:r>
               <w:rPr>
@@ -4048,7 +4048,7 @@
               <w14:ligatures w14:val="standardContextual"/>
             </w:rPr>
           </w:pPr>
-          <w:hyperlink w:anchor="_Toc223439366" w:history="1">
+          <w:hyperlink w:anchor="_Toc224311103" w:history="1">
             <w:r>
               <w:rPr>
                 <w:rStyle w:val="Hyperlink"/>
@@ -4076,7 +4076,7 @@
                 <w:noProof/>
                 <w:webHidden/>
               </w:rPr>
-              <w:instrText xml:space="preserve"> PAGEREF _Toc223439366 \h </w:instrText>
+              <w:instrText xml:space="preserve"> PAGEREF _Toc224311103 \h </w:instrText>
             </w:r>
             <w:r>
               <w:rPr>
@@ -4123,7 +4123,7 @@
               <w14:ligatures w14:val="standardContextual"/>
             </w:rPr>
           </w:pPr>
-          <w:hyperlink w:anchor="_Toc223439367" w:history="1">
+          <w:hyperlink w:anchor="_Toc224311104" w:history="1">
             <w:r>
               <w:rPr>
                 <w:rStyle w:val="Hyperlink"/>
@@ -4152,7 +4152,7 @@
                 <w:noProof/>
                 <w:webHidden/>
               </w:rPr>
-              <w:instrText xml:space="preserve"> PAGEREF _Toc223439367 \h </w:instrText>
+              <w:instrText xml:space="preserve"> PAGEREF _Toc224311104 \h </w:instrText>
             </w:r>
             <w:r>
               <w:rPr>
@@ -4199,7 +4199,7 @@
               <w14:ligatures w14:val="standardContextual"/>
             </w:rPr>
           </w:pPr>
-          <w:hyperlink w:anchor="_Toc223439368" w:history="1">
+          <w:hyperlink w:anchor="_Toc224311105" w:history="1">
             <w:r>
               <w:rPr>
                 <w:rStyle w:val="Hyperlink"/>
@@ -4228,7 +4228,7 @@
                 <w:noProof/>
                 <w:webHidden/>
               </w:rPr>
-              <w:instrText xml:space="preserve"> PAGEREF _Toc223439368 \h </w:instrText>
+              <w:instrText xml:space="preserve"> PAGEREF _Toc224311105 \h </w:instrText>
             </w:r>
             <w:r>
               <w:rPr>
@@ -4275,7 +4275,7 @@
               <w14:ligatures w14:val="standardContextual"/>
             </w:rPr>
           </w:pPr>
-          <w:hyperlink w:anchor="_Toc223439369" w:history="1">
+          <w:hyperlink w:anchor="_Toc224311106" w:history="1">
             <w:r>
               <w:rPr>
                 <w:rStyle w:val="Hyperlink"/>
@@ -4303,7 +4303,7 @@
                 <w:noProof/>
                 <w:webHidden/>
               </w:rPr>
-              <w:instrText xml:space="preserve"> PAGEREF _Toc223439369 \h </w:instrText>
+              <w:instrText xml:space="preserve"> PAGEREF _Toc224311106 \h </w:instrText>
             </w:r>
             <w:r>
               <w:rPr>
@@ -4350,7 +4350,7 @@
               <w14:ligatures w14:val="standardContextual"/>
             </w:rPr>
           </w:pPr>
-          <w:hyperlink w:anchor="_Toc223439370" w:history="1">
+          <w:hyperlink w:anchor="_Toc224311107" w:history="1">
             <w:r>
               <w:rPr>
                 <w:rStyle w:val="Hyperlink"/>
@@ -4378,7 +4378,7 @@
                 <w:noProof/>
                 <w:webHidden/>
               </w:rPr>
-              <w:instrText xml:space="preserve"> PAGEREF _Toc223439370 \h </w:instrText>
+              <w:instrText xml:space="preserve"> PAGEREF _Toc224311107 \h </w:instrText>
             </w:r>
             <w:r>
               <w:rPr>
@@ -4425,7 +4425,7 @@
               <w14:ligatures w14:val="standardContextual"/>
             </w:rPr>
           </w:pPr>
-          <w:hyperlink w:anchor="_Toc223439371" w:history="1">
+          <w:hyperlink w:anchor="_Toc224311108" w:history="1">
             <w:r>
               <w:rPr>
                 <w:rStyle w:val="Hyperlink"/>
@@ -4453,7 +4453,7 @@
                 <w:noProof/>
                 <w:webHidden/>
               </w:rPr>
-              <w:instrText xml:space="preserve"> PAGEREF _Toc223439371 \h </w:instrText>
+              <w:instrText xml:space="preserve"> PAGEREF _Toc224311108 \h </w:instrText>
             </w:r>
             <w:r>
               <w:rPr>
@@ -4500,7 +4500,7 @@
               <w14:ligatures w14:val="standardContextual"/>
             </w:rPr>
           </w:pPr>
-          <w:hyperlink w:anchor="_Toc223439372" w:history="1">
+          <w:hyperlink w:anchor="_Toc224311109" w:history="1">
             <w:r>
               <w:rPr>
                 <w:rStyle w:val="Hyperlink"/>
@@ -4528,7 +4528,7 @@
                 <w:noProof/>
                 <w:webHidden/>
               </w:rPr>
-              <w:instrText xml:space="preserve"> PAGEREF _Toc223439372 \h </w:instrText>
+              <w:instrText xml:space="preserve"> PAGEREF _Toc224311109 \h </w:instrText>
             </w:r>
             <w:r>
               <w:rPr>
@@ -4575,7 +4575,7 @@
               <w14:ligatures w14:val="standardContextual"/>
             </w:rPr>
           </w:pPr>
-          <w:hyperlink w:anchor="_Toc223439373" w:history="1">
+          <w:hyperlink w:anchor="_Toc224311110" w:history="1">
             <w:r>
               <w:rPr>
                 <w:rStyle w:val="Hyperlink"/>
@@ -4604,7 +4604,7 @@
                 <w:noProof/>
                 <w:webHidden/>
               </w:rPr>
-              <w:instrText xml:space="preserve"> PAGEREF _Toc223439373 \h </w:instrText>
+              <w:instrText xml:space="preserve"> PAGEREF _Toc224311110 \h </w:instrText>
             </w:r>
             <w:r>
               <w:rPr>
@@ -4651,7 +4651,7 @@
               <w14:ligatures w14:val="standardContextual"/>
             </w:rPr>
           </w:pPr>
-          <w:hyperlink w:anchor="_Toc223439374" w:history="1">
+          <w:hyperlink w:anchor="_Toc224311111" w:history="1">
             <w:r>
               <w:rPr>
                 <w:rStyle w:val="Hyperlink"/>
@@ -4680,7 +4680,7 @@
                 <w:noProof/>
                 <w:webHidden/>
               </w:rPr>
-              <w:instrText xml:space="preserve"> PAGEREF _Toc223439374 \h </w:instrText>
+              <w:instrText xml:space="preserve"> PAGEREF _Toc224311111 \h </w:instrText>
             </w:r>
             <w:r>
               <w:rPr>
@@ -4727,7 +4727,7 @@
               <w14:ligatures w14:val="standardContextual"/>
             </w:rPr>
           </w:pPr>
-          <w:hyperlink w:anchor="_Toc223439375" w:history="1">
+          <w:hyperlink w:anchor="_Toc224311112" w:history="1">
             <w:r>
               <w:rPr>
                 <w:rStyle w:val="Hyperlink"/>
@@ -4755,7 +4755,7 @@
                 <w:noProof/>
                 <w:webHidden/>
               </w:rPr>
-              <w:instrText xml:space="preserve"> PAGEREF _Toc223439375 \h </w:instrText>
+              <w:instrText xml:space="preserve"> PAGEREF _Toc224311112 \h </w:instrText>
             </w:r>
             <w:r>
               <w:rPr>
@@ -4802,7 +4802,7 @@
               <w14:ligatures w14:val="standardContextual"/>
             </w:rPr>
           </w:pPr>
-          <w:hyperlink w:anchor="_Toc223439376" w:history="1">
+          <w:hyperlink w:anchor="_Toc224311113" w:history="1">
             <w:r>
               <w:rPr>
                 <w:rStyle w:val="Hyperlink"/>
@@ -4831,7 +4831,7 @@
                 <w:noProof/>
                 <w:webHidden/>
               </w:rPr>
-              <w:instrText xml:space="preserve"> PAGEREF _Toc223439376 \h </w:instrText>
+              <w:instrText xml:space="preserve"> PAGEREF _Toc224311113 \h </w:instrText>
             </w:r>
             <w:r>
               <w:rPr>
@@ -4878,7 +4878,7 @@
               <w14:ligatures w14:val="standardContextual"/>
             </w:rPr>
           </w:pPr>
-          <w:hyperlink w:anchor="_Toc223439377" w:history="1">
+          <w:hyperlink w:anchor="_Toc224311114" w:history="1">
             <w:r>
               <w:rPr>
                 <w:rStyle w:val="Hyperlink"/>
@@ -4907,7 +4907,7 @@
                 <w:noProof/>
                 <w:webHidden/>
               </w:rPr>
-              <w:instrText xml:space="preserve"> PAGEREF _Toc223439377 \h </w:instrText>
+              <w:instrText xml:space="preserve"> PAGEREF _Toc224311114 \h </w:instrText>
             </w:r>
             <w:r>
               <w:rPr>
@@ -4954,7 +4954,7 @@
               <w14:ligatures w14:val="standardContextual"/>
             </w:rPr>
           </w:pPr>
-          <w:hyperlink w:anchor="_Toc223439378" w:history="1">
+          <w:hyperlink w:anchor="_Toc224311115" w:history="1">
             <w:r>
               <w:rPr>
                 <w:rStyle w:val="Hyperlink"/>
@@ -4983,7 +4983,7 @@
                 <w:noProof/>
                 <w:webHidden/>
               </w:rPr>
-              <w:instrText xml:space="preserve"> PAGEREF _Toc223439378 \h </w:instrText>
+              <w:instrText xml:space="preserve"> PAGEREF _Toc224311115 \h </w:instrText>
             </w:r>
             <w:r>
               <w:rPr>
@@ -5030,7 +5030,7 @@
               <w14:ligatures w14:val="standardContextual"/>
             </w:rPr>
           </w:pPr>
-          <w:hyperlink w:anchor="_Toc223439379" w:history="1">
+          <w:hyperlink w:anchor="_Toc224311116" w:history="1">
             <w:r>
               <w:rPr>
                 <w:rStyle w:val="Hyperlink"/>
@@ -5061,7 +5061,7 @@
                 <w:noProof/>
                 <w:webHidden/>
               </w:rPr>
-              <w:instrText xml:space="preserve"> PAGEREF _Toc223439379 \h </w:instrText>
+              <w:instrText xml:space="preserve"> PAGEREF _Toc224311116 \h </w:instrText>
             </w:r>
             <w:r>
               <w:rPr>
@@ -5108,7 +5108,7 @@
               <w14:ligatures w14:val="standardContextual"/>
             </w:rPr>
           </w:pPr>
-          <w:hyperlink w:anchor="_Toc223439380" w:history="1">
+          <w:hyperlink w:anchor="_Toc224311117" w:history="1">
             <w:r>
               <w:rPr>
                 <w:rStyle w:val="Hyperlink"/>
@@ -5139,7 +5139,7 @@
                 <w:noProof/>
                 <w:webHidden/>
               </w:rPr>
-              <w:instrText xml:space="preserve"> PAGEREF _Toc223439380 \h </w:instrText>
+              <w:instrText xml:space="preserve"> PAGEREF _Toc224311117 \h </w:instrText>
             </w:r>
             <w:r>
               <w:rPr>
@@ -5186,7 +5186,7 @@
               <w14:ligatures w14:val="standardContextual"/>
             </w:rPr>
           </w:pPr>
-          <w:hyperlink w:anchor="_Toc223439381" w:history="1">
+          <w:hyperlink w:anchor="_Toc224311118" w:history="1">
             <w:r>
               <w:rPr>
                 <w:rStyle w:val="Hyperlink"/>
@@ -5217,7 +5217,7 @@
                 <w:noProof/>
                 <w:webHidden/>
               </w:rPr>
-              <w:instrText xml:space="preserve"> PAGEREF _Toc223439381 \h </w:instrText>
+              <w:instrText xml:space="preserve"> PAGEREF _Toc224311118 \h </w:instrText>
             </w:r>
             <w:r>
               <w:rPr>
@@ -5264,7 +5264,7 @@
               <w14:ligatures w14:val="standardContextual"/>
             </w:rPr>
           </w:pPr>
-          <w:hyperlink w:anchor="_Toc223439382" w:history="1">
+          <w:hyperlink w:anchor="_Toc224311119" w:history="1">
             <w:r>
               <w:rPr>
                 <w:rStyle w:val="Hyperlink"/>
@@ -5295,7 +5295,7 @@
                 <w:noProof/>
                 <w:webHidden/>
               </w:rPr>
-              <w:instrText xml:space="preserve"> PAGEREF _Toc223439382 \h </w:instrText>
+              <w:instrText xml:space="preserve"> PAGEREF _Toc224311119 \h </w:instrText>
             </w:r>
             <w:r>
               <w:rPr>
@@ -5342,7 +5342,7 @@
               <w14:ligatures w14:val="standardContextual"/>
             </w:rPr>
           </w:pPr>
-          <w:hyperlink w:anchor="_Toc223439383" w:history="1">
+          <w:hyperlink w:anchor="_Toc224311120" w:history="1">
             <w:r>
               <w:rPr>
                 <w:rStyle w:val="Hyperlink"/>
@@ -5371,7 +5371,7 @@
                 <w:noProof/>
                 <w:webHidden/>
               </w:rPr>
-              <w:instrText xml:space="preserve"> PAGEREF _Toc223439383 \h </w:instrText>
+              <w:instrText xml:space="preserve"> PAGEREF _Toc224311120 \h </w:instrText>
             </w:r>
             <w:r>
               <w:rPr>
@@ -5418,7 +5418,7 @@
               <w14:ligatures w14:val="standardContextual"/>
             </w:rPr>
           </w:pPr>
-          <w:hyperlink w:anchor="_Toc223439384" w:history="1">
+          <w:hyperlink w:anchor="_Toc224311121" w:history="1">
             <w:r>
               <w:rPr>
                 <w:rStyle w:val="Hyperlink"/>
@@ -5447,7 +5447,7 @@
                 <w:noProof/>
                 <w:webHidden/>
               </w:rPr>
-              <w:instrText xml:space="preserve"> PAGEREF _Toc223439384 \h </w:instrText>
+              <w:instrText xml:space="preserve"> PAGEREF _Toc224311121 \h </w:instrText>
             </w:r>
             <w:r>
               <w:rPr>
@@ -5494,7 +5494,7 @@
               <w14:ligatures w14:val="standardContextual"/>
             </w:rPr>
           </w:pPr>
-          <w:hyperlink w:anchor="_Toc223439385" w:history="1">
+          <w:hyperlink w:anchor="_Toc224311122" w:history="1">
             <w:r>
               <w:rPr>
                 <w:rStyle w:val="Hyperlink"/>
@@ -5523,7 +5523,7 @@
                 <w:noProof/>
                 <w:webHidden/>
               </w:rPr>
-              <w:instrText xml:space="preserve"> PAGEREF _Toc223439385 \h </w:instrText>
+              <w:instrText xml:space="preserve"> PAGEREF _Toc224311122 \h </w:instrText>
             </w:r>
             <w:r>
               <w:rPr>
@@ -5570,7 +5570,7 @@
               <w14:ligatures w14:val="standardContextual"/>
             </w:rPr>
           </w:pPr>
-          <w:hyperlink w:anchor="_Toc223439386" w:history="1">
+          <w:hyperlink w:anchor="_Toc224311123" w:history="1">
             <w:r>
               <w:rPr>
                 <w:rStyle w:val="Hyperlink"/>
@@ -5599,7 +5599,158 @@
                 <w:noProof/>
                 <w:webHidden/>
               </w:rPr>
-              <w:instrText xml:space="preserve"> PAGEREF _Toc223439386 \h </w:instrText>
+              <w:instrText xml:space="preserve"> PAGEREF _Toc224311123 \h </w:instrText>
+            </w:r>
+            <w:r>
+              <w:rPr>
+                <w:noProof/>
+                <w:webHidden/>
+              </w:rPr>
+            </w:r>
+            <w:r>
+              <w:rPr>
+                <w:noProof/>
+                <w:webHidden/>
+              </w:rPr>
+              <w:fldChar w:fldCharType="separate"/>
+            </w:r>
+            <w:r>
+              <w:rPr>
+                <w:noProof/>
+                <w:webHidden/>
+              </w:rPr>
+              <w:t>21</w:t>
+            </w:r>
+            <w:r>
+              <w:rPr>
+                <w:noProof/>
+                <w:webHidden/>
+              </w:rPr>
+              <w:fldChar w:fldCharType="end"/>
+            </w:r>
+          </w:hyperlink>
+        </w:p>
+        <w:p>
+          <w:pPr>
+            <w:pStyle w:val="TOC2"/>
+            <w:tabs>
+              <w:tab w:val="right" w:leader="dot" w:pos="9628"/>
+            </w:tabs>
+            <w:rPr>
+              <w:rFonts w:asciiTheme="minorHAnsi" w:eastAsiaTheme="minorEastAsia" w:hAnsiTheme="minorHAnsi" w:cstheme="minorBidi"/>
+              <w:noProof/>
+              <w:color w:val="auto"/>
+              <w:kern w:val="2"/>
+              <w:sz w:val="24"/>
+              <w:szCs w:val="24"/>
+              <w14:ligatures w14:val="standardContextual"/>
+            </w:rPr>
+          </w:pPr>
+          <w:hyperlink w:anchor="_Toc224311124" w:history="1">
+            <w:r>
+              <w:rPr>
+                <w:rStyle w:val="Hyperlink"/>
+                <w:rFonts w:ascii="Times New Roman" w:hAnsi="Times New Roman" w:cs="Times New Roman"/>
+                <w:noProof/>
+              </w:rPr>
+              <w:t>DEPOT GITHUB</w:t>
+            </w:r>
+            <w:r>
+              <w:rPr>
+                <w:noProof/>
+                <w:webHidden/>
+              </w:rPr>
+              <w:tab/>
+            </w:r>
+            <w:r>
+              <w:rPr>
+                <w:noProof/>
+                <w:webHidden/>
+              </w:rPr>
+              <w:fldChar w:fldCharType="begin"/>
+            </w:r>
+            <w:r>
+              <w:rPr>
+                <w:noProof/>
+                <w:webHidden/>
+              </w:rPr>
+              <w:instrText xml:space="preserve"> PAGEREF _Toc224311124 \h </w:instrText>
+            </w:r>
+            <w:r>
+              <w:rPr>
+                <w:noProof/>
+                <w:webHidden/>
+              </w:rPr>
+            </w:r>
+            <w:r>
+              <w:rPr>
+                <w:noProof/>
+                <w:webHidden/>
+              </w:rPr>
+              <w:fldChar w:fldCharType="separate"/>
+            </w:r>
+            <w:r>
+              <w:rPr>
+                <w:noProof/>
+                <w:webHidden/>
+              </w:rPr>
+              <w:t>21</w:t>
+            </w:r>
+            <w:r>
+              <w:rPr>
+                <w:noProof/>
+                <w:webHidden/>
+              </w:rPr>
+              <w:fldChar w:fldCharType="end"/>
+            </w:r>
+          </w:hyperlink>
+        </w:p>
+        <w:p>
+          <w:pPr>
+            <w:pStyle w:val="TOC2"/>
+            <w:tabs>
+              <w:tab w:val="right" w:leader="dot" w:pos="9628"/>
+            </w:tabs>
+            <w:rPr>
+              <w:rFonts w:asciiTheme="minorHAnsi" w:eastAsiaTheme="minorEastAsia" w:hAnsiTheme="minorHAnsi" w:cstheme="minorBidi"/>
+              <w:noProof/>
+              <w:color w:val="auto"/>
+              <w:kern w:val="2"/>
+              <w:sz w:val="24"/>
+              <w:szCs w:val="24"/>
+              <w14:ligatures w14:val="standardContextual"/>
+            </w:rPr>
+          </w:pPr>
+          <w:hyperlink w:anchor="_Toc224311125" w:history="1">
+            <w:r>
+              <w:rPr>
+                <w:rStyle w:val="Hyperlink"/>
+                <w:rFonts w:ascii="Times New Roman" w:hAnsi="Times New Roman" w:cs="Times New Roman"/>
+                <w:noProof/>
+                <w:lang w:val="fr-FR"/>
+              </w:rPr>
+              <w:t>INTERFACE DE PREDICTION</w:t>
+            </w:r>
+            <w:r>
+              <w:rPr>
+                <w:noProof/>
+                <w:webHidden/>
+              </w:rPr>
+              <w:tab/>
+            </w:r>
+            <w:r>
+              <w:rPr>
+                <w:noProof/>
+                <w:webHidden/>
+              </w:rPr>
+              <w:fldChar w:fldCharType="begin"/>
+            </w:r>
+            <w:r>
+              <w:rPr>
+                <w:noProof/>
+                <w:webHidden/>
+              </w:rPr>
+              <w:instrText xml:space="preserve"> PAGEREF _Toc224311125 \h </w:instrText>
             </w:r>
             <w:r>
               <w:rPr>
@@ -5669,7 +5820,6 @@
           <w:szCs w:val="28"/>
           <w:lang w:val="fr-FR"/>
         </w:rPr>
-        <w:lastRenderedPageBreak/>
         <w:t>Liste des Figures</w:t>
       </w:r>
     </w:p>
@@ -6188,12 +6338,11 @@
           <w:rFonts w:ascii="Times New Roman" w:hAnsi="Times New Roman" w:cs="Times New Roman"/>
         </w:rPr>
       </w:pPr>
-      <w:bookmarkStart w:id="0" w:name="_Toc223439351"/>
-      <w:r>
-        <w:rPr>
-          <w:rFonts w:ascii="Times New Roman" w:hAnsi="Times New Roman" w:cs="Times New Roman"/>
-        </w:rPr>
-        <w:lastRenderedPageBreak/>
+      <w:bookmarkStart w:id="0" w:name="_Toc224311088"/>
+      <w:r>
+        <w:rPr>
+          <w:rFonts w:ascii="Times New Roman" w:hAnsi="Times New Roman" w:cs="Times New Roman"/>
+        </w:rPr>
         <w:t>Résumé Exécutif</w:t>
       </w:r>
       <w:bookmarkEnd w:id="0"/>
@@ -6882,7 +7031,7 @@
           <w:lang w:val="fr-FR"/>
         </w:rPr>
       </w:pPr>
-      <w:bookmarkStart w:id="1" w:name="_Toc223439352"/>
+      <w:bookmarkStart w:id="1" w:name="_Toc224311089"/>
       <w:r>
         <w:rPr>
           <w:rFonts w:ascii="Times New Roman" w:hAnsi="Times New Roman" w:cs="Times New Roman"/>
@@ -6901,7 +7050,7 @@
           <w:lang w:val="fr-FR"/>
         </w:rPr>
       </w:pPr>
-      <w:bookmarkStart w:id="2" w:name="_Toc223439353"/>
+      <w:bookmarkStart w:id="2" w:name="_Toc224311090"/>
       <w:r>
         <w:rPr>
           <w:rFonts w:ascii="Times New Roman" w:hAnsi="Times New Roman" w:cs="Times New Roman"/>
@@ -6988,7 +7137,7 @@
           <w:lang w:val="fr-FR"/>
         </w:rPr>
       </w:pPr>
-      <w:bookmarkStart w:id="3" w:name="_Toc223439354"/>
+      <w:bookmarkStart w:id="3" w:name="_Toc224311091"/>
       <w:r>
         <w:rPr>
           <w:rFonts w:ascii="Times New Roman" w:hAnsi="Times New Roman" w:cs="Times New Roman"/>
@@ -7047,7 +7196,7 @@
           <w:rFonts w:ascii="Times New Roman" w:hAnsi="Times New Roman" w:cs="Times New Roman"/>
         </w:rPr>
       </w:pPr>
-      <w:bookmarkStart w:id="4" w:name="_Toc223439355"/>
+      <w:bookmarkStart w:id="4" w:name="_Toc224311092"/>
       <w:r>
         <w:rPr>
           <w:rFonts w:ascii="Times New Roman" w:hAnsi="Times New Roman" w:cs="Times New Roman"/>
@@ -7208,7 +7357,7 @@
           <w:lang w:val="fr-FR"/>
         </w:rPr>
       </w:pPr>
-      <w:bookmarkStart w:id="5" w:name="_Toc223439356"/>
+      <w:bookmarkStart w:id="5" w:name="_Toc224311093"/>
       <w:r>
         <w:rPr>
           <w:rFonts w:ascii="Times New Roman" w:hAnsi="Times New Roman" w:cs="Times New Roman"/>
@@ -7227,7 +7376,7 @@
           <w:lang w:val="fr-FR"/>
         </w:rPr>
       </w:pPr>
-      <w:bookmarkStart w:id="6" w:name="_Toc223439357"/>
+      <w:bookmarkStart w:id="6" w:name="_Toc224311094"/>
       <w:r>
         <w:rPr>
           <w:rFonts w:ascii="Times New Roman" w:hAnsi="Times New Roman" w:cs="Times New Roman"/>
@@ -9786,7 +9935,7 @@
           <w:rFonts w:ascii="Times New Roman" w:hAnsi="Times New Roman" w:cs="Times New Roman"/>
         </w:rPr>
       </w:pPr>
-      <w:bookmarkStart w:id="7" w:name="_Toc223439358"/>
+      <w:bookmarkStart w:id="7" w:name="_Toc224311095"/>
       <w:r>
         <w:rPr>
           <w:rFonts w:ascii="Times New Roman" w:hAnsi="Times New Roman" w:cs="Times New Roman"/>
@@ -11093,7 +11242,7 @@
           <w:rFonts w:ascii="Times New Roman" w:hAnsi="Times New Roman" w:cs="Times New Roman"/>
         </w:rPr>
       </w:pPr>
-      <w:bookmarkStart w:id="8" w:name="_Toc223439359"/>
+      <w:bookmarkStart w:id="8" w:name="_Toc224311096"/>
       <w:r>
         <w:rPr>
           <w:rFonts w:ascii="Times New Roman" w:hAnsi="Times New Roman" w:cs="Times New Roman"/>
@@ -11436,7 +11585,7 @@
           <w:lang w:val="fr-FR"/>
         </w:rPr>
       </w:pPr>
-      <w:bookmarkStart w:id="9" w:name="_Toc223439360"/>
+      <w:bookmarkStart w:id="9" w:name="_Toc224311097"/>
       <w:r>
         <w:rPr>
           <w:rFonts w:ascii="Times New Roman" w:hAnsi="Times New Roman" w:cs="Times New Roman"/>
@@ -11455,7 +11604,7 @@
           <w:lang w:val="fr-FR"/>
         </w:rPr>
       </w:pPr>
-      <w:bookmarkStart w:id="10" w:name="_Toc223439361"/>
+      <w:bookmarkStart w:id="10" w:name="_Toc224311098"/>
       <w:r>
         <w:rPr>
           <w:rFonts w:ascii="Times New Roman" w:hAnsi="Times New Roman" w:cs="Times New Roman"/>
@@ -11615,7 +11764,7 @@
           <w:lang w:val="fr-FR"/>
         </w:rPr>
       </w:pPr>
-      <w:bookmarkStart w:id="11" w:name="_Toc223439362"/>
+      <w:bookmarkStart w:id="11" w:name="_Toc224311099"/>
       <w:r>
         <w:rPr>
           <w:rFonts w:ascii="Times New Roman" w:hAnsi="Times New Roman" w:cs="Times New Roman"/>
@@ -15070,7 +15219,7 @@
           <w:rFonts w:ascii="Times New Roman" w:hAnsi="Times New Roman" w:cs="Times New Roman"/>
         </w:rPr>
       </w:pPr>
-      <w:bookmarkStart w:id="12" w:name="_Toc223439363"/>
+      <w:bookmarkStart w:id="12" w:name="_Toc224311100"/>
       <w:r>
         <w:rPr>
           <w:rFonts w:ascii="Times New Roman" w:hAnsi="Times New Roman" w:cs="Times New Roman"/>
@@ -16329,7 +16478,7 @@
           <w:rFonts w:ascii="Times New Roman" w:hAnsi="Times New Roman" w:cs="Times New Roman"/>
         </w:rPr>
       </w:pPr>
-      <w:bookmarkStart w:id="13" w:name="_Toc223439364"/>
+      <w:bookmarkStart w:id="13" w:name="_Toc224311101"/>
       <w:r>
         <w:rPr>
           <w:rFonts w:ascii="Times New Roman" w:hAnsi="Times New Roman" w:cs="Times New Roman"/>
@@ -16944,7 +17093,7 @@
           <w:lang w:val="fr-FR"/>
         </w:rPr>
       </w:pPr>
-      <w:bookmarkStart w:id="14" w:name="_Toc223439365"/>
+      <w:bookmarkStart w:id="14" w:name="_Toc224311102"/>
       <w:r>
         <w:rPr>
           <w:rFonts w:ascii="Times New Roman" w:hAnsi="Times New Roman" w:cs="Times New Roman"/>
@@ -16962,7 +17111,7 @@
           <w:rFonts w:ascii="Times New Roman" w:hAnsi="Times New Roman" w:cs="Times New Roman"/>
         </w:rPr>
       </w:pPr>
-      <w:bookmarkStart w:id="15" w:name="_Toc223439366"/>
+      <w:bookmarkStart w:id="15" w:name="_Toc224311103"/>
       <w:r>
         <w:rPr>
           <w:rFonts w:ascii="Times New Roman" w:hAnsi="Times New Roman" w:cs="Times New Roman"/>
@@ -18393,7 +18542,7 @@
           <w:lang w:val="fr-FR"/>
         </w:rPr>
       </w:pPr>
-      <w:bookmarkStart w:id="16" w:name="_Toc223439367"/>
+      <w:bookmarkStart w:id="16" w:name="_Toc224311104"/>
       <w:r>
         <w:rPr>
           <w:rFonts w:ascii="Times New Roman" w:hAnsi="Times New Roman" w:cs="Times New Roman"/>
@@ -18553,7 +18702,7 @@
           <w:lang w:val="fr-FR"/>
         </w:rPr>
       </w:pPr>
-      <w:bookmarkStart w:id="17" w:name="_Toc223439368"/>
+      <w:bookmarkStart w:id="17" w:name="_Toc224311105"/>
       <w:r>
         <w:rPr>
           <w:rFonts w:ascii="Times New Roman" w:hAnsi="Times New Roman" w:cs="Times New Roman"/>
@@ -18938,7 +19087,7 @@
           <w:rFonts w:ascii="Times New Roman" w:hAnsi="Times New Roman" w:cs="Times New Roman"/>
         </w:rPr>
       </w:pPr>
-      <w:bookmarkStart w:id="18" w:name="_Toc223439369"/>
+      <w:bookmarkStart w:id="18" w:name="_Toc224311106"/>
       <w:r>
         <w:rPr>
           <w:rFonts w:ascii="Times New Roman" w:hAnsi="Times New Roman" w:cs="Times New Roman"/>
@@ -18955,7 +19104,7 @@
           <w:rFonts w:ascii="Times New Roman" w:hAnsi="Times New Roman" w:cs="Times New Roman"/>
         </w:rPr>
       </w:pPr>
-      <w:bookmarkStart w:id="19" w:name="_Toc223439370"/>
+      <w:bookmarkStart w:id="19" w:name="_Toc224311107"/>
       <w:r>
         <w:rPr>
           <w:rFonts w:ascii="Times New Roman" w:hAnsi="Times New Roman" w:cs="Times New Roman"/>
@@ -19104,7 +19253,7 @@
           <w:rFonts w:ascii="Times New Roman" w:hAnsi="Times New Roman" w:cs="Times New Roman"/>
         </w:rPr>
       </w:pPr>
-      <w:bookmarkStart w:id="20" w:name="_Toc223439371"/>
+      <w:bookmarkStart w:id="20" w:name="_Toc224311108"/>
       <w:r>
         <w:rPr>
           <w:rFonts w:ascii="Times New Roman" w:hAnsi="Times New Roman" w:cs="Times New Roman"/>
@@ -19675,7 +19824,7 @@
           <w:rFonts w:ascii="Times New Roman" w:hAnsi="Times New Roman" w:cs="Times New Roman"/>
         </w:rPr>
       </w:pPr>
-      <w:bookmarkStart w:id="21" w:name="_Toc223439372"/>
+      <w:bookmarkStart w:id="21" w:name="_Toc224311109"/>
       <w:r>
         <w:rPr>
           <w:rFonts w:ascii="Times New Roman" w:hAnsi="Times New Roman" w:cs="Times New Roman"/>
@@ -19857,7 +20006,7 @@
           <w:lang w:val="fr-FR"/>
         </w:rPr>
       </w:pPr>
-      <w:bookmarkStart w:id="22" w:name="_Toc223439373"/>
+      <w:bookmarkStart w:id="22" w:name="_Toc224311110"/>
       <w:r>
         <w:rPr>
           <w:rFonts w:ascii="Times New Roman" w:hAnsi="Times New Roman" w:cs="Times New Roman"/>
@@ -19876,7 +20025,7 @@
           <w:lang w:val="fr-FR"/>
         </w:rPr>
       </w:pPr>
-      <w:bookmarkStart w:id="23" w:name="_Toc223439374"/>
+      <w:bookmarkStart w:id="23" w:name="_Toc224311111"/>
       <w:r>
         <w:rPr>
           <w:rFonts w:ascii="Times New Roman" w:hAnsi="Times New Roman" w:cs="Times New Roman"/>
@@ -19995,7 +20144,7 @@
           <w:rFonts w:ascii="Times New Roman" w:hAnsi="Times New Roman" w:cs="Times New Roman"/>
         </w:rPr>
       </w:pPr>
-      <w:bookmarkStart w:id="24" w:name="_Toc223439375"/>
+      <w:bookmarkStart w:id="24" w:name="_Toc224311112"/>
       <w:r>
         <w:rPr>
           <w:rFonts w:ascii="Times New Roman" w:hAnsi="Times New Roman" w:cs="Times New Roman"/>
@@ -20456,7 +20605,7 @@
           <w:lang w:val="fr-FR"/>
         </w:rPr>
       </w:pPr>
-      <w:bookmarkStart w:id="25" w:name="_Toc223439376"/>
+      <w:bookmarkStart w:id="25" w:name="_Toc224311113"/>
       <w:r>
         <w:rPr>
           <w:rFonts w:ascii="Times New Roman" w:eastAsia="Cambria" w:hAnsi="Times New Roman" w:cs="Times New Roman"/>
@@ -20489,7 +20638,7 @@
           <w:lang w:val="fr-FR"/>
         </w:rPr>
       </w:pPr>
-      <w:bookmarkStart w:id="26" w:name="_Toc223439377"/>
+      <w:bookmarkStart w:id="26" w:name="_Toc224311114"/>
       <w:r>
         <w:rPr>
           <w:rFonts w:ascii="Times New Roman" w:eastAsia="Cambria" w:hAnsi="Times New Roman" w:cs="Times New Roman"/>
@@ -21699,7 +21848,7 @@
           <w:lang w:val="fr-FR"/>
         </w:rPr>
       </w:pPr>
-      <w:bookmarkStart w:id="27" w:name="_Toc223439378"/>
+      <w:bookmarkStart w:id="27" w:name="_Toc224311115"/>
       <w:r>
         <w:rPr>
           <w:rFonts w:ascii="Times New Roman" w:eastAsia="Cambria" w:hAnsi="Times New Roman" w:cs="Times New Roman"/>
@@ -21720,7 +21869,7 @@
           <w:lang w:val="fr-FR"/>
         </w:rPr>
       </w:pPr>
-      <w:bookmarkStart w:id="28" w:name="_Toc223439379"/>
+      <w:bookmarkStart w:id="28" w:name="_Toc224311116"/>
       <w:r>
         <w:rPr>
           <w:rFonts w:ascii="Times New Roman" w:eastAsia="Calibri" w:hAnsi="Times New Roman" w:cs="Times New Roman"/>
@@ -21758,7 +21907,7 @@
           <w:lang w:val="fr-FR"/>
         </w:rPr>
       </w:pPr>
-      <w:bookmarkStart w:id="29" w:name="_Toc223439380"/>
+      <w:bookmarkStart w:id="29" w:name="_Toc224311117"/>
       <w:r>
         <w:rPr>
           <w:rFonts w:ascii="Times New Roman" w:eastAsia="Calibri" w:hAnsi="Times New Roman" w:cs="Times New Roman"/>
@@ -21796,7 +21945,7 @@
           <w:lang w:val="fr-FR"/>
         </w:rPr>
       </w:pPr>
-      <w:bookmarkStart w:id="30" w:name="_Toc223439381"/>
+      <w:bookmarkStart w:id="30" w:name="_Toc224311118"/>
       <w:r>
         <w:rPr>
           <w:rFonts w:ascii="Times New Roman" w:eastAsia="Calibri" w:hAnsi="Times New Roman" w:cs="Times New Roman"/>
@@ -21834,7 +21983,7 @@
           <w:lang w:val="fr-FR"/>
         </w:rPr>
       </w:pPr>
-      <w:bookmarkStart w:id="31" w:name="_Toc223439382"/>
+      <w:bookmarkStart w:id="31" w:name="_Toc224311119"/>
       <w:r>
         <w:rPr>
           <w:rFonts w:ascii="Times New Roman" w:eastAsia="Calibri" w:hAnsi="Times New Roman" w:cs="Times New Roman"/>
@@ -22142,7 +22291,7 @@
           <w:lang w:val="fr-FR"/>
         </w:rPr>
       </w:pPr>
-      <w:bookmarkStart w:id="32" w:name="_Toc223439383"/>
+      <w:bookmarkStart w:id="32" w:name="_Toc224311120"/>
       <w:r>
         <w:rPr>
           <w:rFonts w:ascii="Times New Roman" w:hAnsi="Times New Roman" w:cs="Times New Roman"/>
@@ -22161,7 +22310,7 @@
           <w:lang w:val="fr-FR"/>
         </w:rPr>
       </w:pPr>
-      <w:bookmarkStart w:id="33" w:name="_Toc223439384"/>
+      <w:bookmarkStart w:id="33" w:name="_Toc224311121"/>
       <w:r>
         <w:rPr>
           <w:rFonts w:ascii="Times New Roman" w:hAnsi="Times New Roman" w:cs="Times New Roman"/>
@@ -22261,7 +22410,7 @@
           <w:lang w:val="fr-FR"/>
         </w:rPr>
       </w:pPr>
-      <w:bookmarkStart w:id="34" w:name="_Toc223439385"/>
+      <w:bookmarkStart w:id="34" w:name="_Toc224311122"/>
       <w:r>
         <w:rPr>
           <w:rFonts w:ascii="Times New Roman" w:hAnsi="Times New Roman" w:cs="Times New Roman"/>
@@ -22395,7 +22544,7 @@
           <w:lang w:val="fr-FR"/>
         </w:rPr>
       </w:pPr>
-      <w:bookmarkStart w:id="35" w:name="_Toc223439386"/>
+      <w:bookmarkStart w:id="35" w:name="_Toc224311123"/>
       <w:r>
         <w:rPr>
           <w:rFonts w:ascii="Times New Roman" w:hAnsi="Times New Roman" w:cs="Times New Roman"/>
@@ -22614,33 +22763,433 @@
         <w:ind w:left="360"/>
         <w:rPr>
           <w:rFonts w:ascii="Times New Roman" w:hAnsi="Times New Roman" w:cs="Times New Roman"/>
-          <w:sz w:val="20"/>
-        </w:rPr>
-      </w:pPr>
-      <w:r>
-        <w:rPr>
-          <w:rFonts w:ascii="Times New Roman" w:hAnsi="Times New Roman" w:cs="Times New Roman"/>
-          <w:b/>
-          <w:sz w:val="20"/>
-        </w:rPr>
-        <w:t xml:space="preserve">[11] </w:t>
-      </w:r>
-      <w:r>
-        <w:rPr>
-          <w:rFonts w:ascii="Times New Roman" w:hAnsi="Times New Roman" w:cs="Times New Roman"/>
-          <w:sz w:val="20"/>
-        </w:rPr>
-        <w:t xml:space="preserve">Wikipedia — Framingham Heart Study. Disponible sur : </w:t>
-      </w:r>
-      <w:r>
-        <w:rPr>
-          <w:rFonts w:ascii="Times New Roman" w:hAnsi="Times New Roman" w:cs="Times New Roman"/>
           <w:color w:val="0563C1"/>
           <w:sz w:val="20"/>
           <w:u w:val="single"/>
         </w:rPr>
-        <w:t>https://en.wikipedia.org/wiki/Framingham_Heart_Study</w:t>
-      </w:r>
+      </w:pPr>
+      <w:r>
+        <w:rPr>
+          <w:rFonts w:ascii="Times New Roman" w:hAnsi="Times New Roman" w:cs="Times New Roman"/>
+          <w:b/>
+          <w:sz w:val="20"/>
+        </w:rPr>
+        <w:t xml:space="preserve">[11] </w:t>
+      </w:r>
+      <w:r>
+        <w:rPr>
+          <w:rFonts w:ascii="Times New Roman" w:hAnsi="Times New Roman" w:cs="Times New Roman"/>
+          <w:sz w:val="20"/>
+        </w:rPr>
+        <w:t xml:space="preserve">Wikipedia — Framingham Heart Study. Disponible sur : </w:t>
+      </w:r>
+      <w:hyperlink r:id="rId24" w:history="1">
+        <w:r>
+          <w:rPr>
+            <w:rStyle w:val="Hyperlink"/>
+            <w:rFonts w:ascii="Times New Roman" w:hAnsi="Times New Roman" w:cs="Times New Roman"/>
+            <w:sz w:val="20"/>
+          </w:rPr>
+          <w:t>https://en.wikipedia.org/wiki/Framingham_Heart_Study</w:t>
+        </w:r>
+      </w:hyperlink>
+    </w:p>
+    <w:p>
+      <w:pPr>
+        <w:pStyle w:val="Heading2"/>
+        <w:rPr>
+          <w:rFonts w:ascii="Times New Roman" w:hAnsi="Times New Roman" w:cs="Times New Roman"/>
+        </w:rPr>
+      </w:pPr>
+      <w:bookmarkStart w:id="36" w:name="_Toc224311124"/>
+      <w:r>
+        <w:rPr>
+          <w:rFonts w:ascii="Times New Roman" w:hAnsi="Times New Roman" w:cs="Times New Roman"/>
+        </w:rPr>
+        <w:t>DEPOT GITHUB</w:t>
+      </w:r>
+      <w:bookmarkEnd w:id="36"/>
+    </w:p>
+    <w:p>
+      <w:pPr>
+        <w:spacing w:before="40" w:after="160"/>
+        <w:ind w:left="360"/>
+        <w:rPr>
+          <w:rFonts w:ascii="Times New Roman" w:hAnsi="Times New Roman" w:cs="Times New Roman"/>
+          <w:color w:val="0563C1"/>
+          <w:sz w:val="20"/>
+          <w:u w:val="single"/>
+        </w:rPr>
+      </w:pPr>
+      <w:r>
+        <w:rPr>
+          <w:rFonts w:ascii="Times New Roman" w:hAnsi="Times New Roman" w:cs="Times New Roman"/>
+          <w:b/>
+          <w:sz w:val="20"/>
+        </w:rPr>
+        <w:t>[1</w:t>
+      </w:r>
+      <w:r>
+        <w:rPr>
+          <w:rFonts w:ascii="Times New Roman" w:hAnsi="Times New Roman" w:cs="Times New Roman"/>
+          <w:b/>
+          <w:sz w:val="20"/>
+        </w:rPr>
+        <w:t>2</w:t>
+      </w:r>
+      <w:r>
+        <w:rPr>
+          <w:rFonts w:ascii="Times New Roman" w:hAnsi="Times New Roman" w:cs="Times New Roman"/>
+          <w:b/>
+          <w:sz w:val="20"/>
+        </w:rPr>
+        <w:t xml:space="preserve">] </w:t>
+      </w:r>
+      <w:r>
+        <w:rPr>
+          <w:rFonts w:ascii="Times New Roman" w:hAnsi="Times New Roman" w:cs="Times New Roman"/>
+          <w:sz w:val="20"/>
+        </w:rPr>
+        <w:t>:</w:t>
+      </w:r>
+      <w:r>
+        <w:rPr>
+          <w:rFonts w:ascii="Times New Roman" w:hAnsi="Times New Roman" w:cs="Times New Roman"/>
+          <w:sz w:val="20"/>
+        </w:rPr>
+        <w:t xml:space="preserve"> </w:t>
+      </w:r>
+      <w:hyperlink r:id="rId25" w:history="1">
+        <w:r>
+          <w:rPr>
+            <w:rStyle w:val="Hyperlink"/>
+            <w:rFonts w:ascii="Times New Roman" w:hAnsi="Times New Roman" w:cs="Times New Roman"/>
+            <w:sz w:val="20"/>
+          </w:rPr>
+          <w:t>https://github.com/daril-dielh/Maladie-Coronarienne-10-ans.git</w:t>
+        </w:r>
+      </w:hyperlink>
+    </w:p>
+    <w:p>
+      <w:pPr>
+        <w:spacing w:before="40" w:after="160"/>
+        <w:ind w:left="360"/>
+        <w:rPr>
+          <w:rFonts w:ascii="Times New Roman" w:hAnsi="Times New Roman" w:cs="Times New Roman"/>
+          <w:color w:val="0563C1"/>
+          <w:sz w:val="20"/>
+          <w:u w:val="single"/>
+        </w:rPr>
+      </w:pPr>
+    </w:p>
+    <w:p>
+      <w:pPr>
+        <w:spacing w:before="40" w:after="160"/>
+        <w:ind w:left="360"/>
+        <w:rPr>
+          <w:rFonts w:ascii="Times New Roman" w:hAnsi="Times New Roman" w:cs="Times New Roman"/>
+          <w:color w:val="0563C1"/>
+          <w:sz w:val="20"/>
+          <w:u w:val="single"/>
+        </w:rPr>
+      </w:pPr>
+    </w:p>
+    <w:p>
+      <w:pPr>
+        <w:spacing w:before="40" w:after="160"/>
+        <w:ind w:left="360"/>
+        <w:rPr>
+          <w:rFonts w:ascii="Times New Roman" w:hAnsi="Times New Roman" w:cs="Times New Roman"/>
+          <w:color w:val="0563C1"/>
+          <w:sz w:val="20"/>
+          <w:u w:val="single"/>
+        </w:rPr>
+      </w:pPr>
+    </w:p>
+    <w:p>
+      <w:pPr>
+        <w:spacing w:before="40" w:after="160"/>
+        <w:ind w:left="360"/>
+        <w:rPr>
+          <w:rFonts w:ascii="Times New Roman" w:hAnsi="Times New Roman" w:cs="Times New Roman"/>
+          <w:color w:val="0563C1"/>
+          <w:sz w:val="20"/>
+          <w:u w:val="single"/>
+        </w:rPr>
+      </w:pPr>
+    </w:p>
+    <w:p>
+      <w:pPr>
+        <w:spacing w:before="40" w:after="160"/>
+        <w:ind w:left="360"/>
+        <w:rPr>
+          <w:rFonts w:ascii="Times New Roman" w:hAnsi="Times New Roman" w:cs="Times New Roman"/>
+          <w:color w:val="0563C1"/>
+          <w:sz w:val="20"/>
+          <w:u w:val="single"/>
+        </w:rPr>
+      </w:pPr>
+    </w:p>
+    <w:p>
+      <w:pPr>
+        <w:spacing w:before="40" w:after="160"/>
+        <w:ind w:left="360"/>
+        <w:rPr>
+          <w:rFonts w:ascii="Times New Roman" w:hAnsi="Times New Roman" w:cs="Times New Roman"/>
+          <w:color w:val="0563C1"/>
+          <w:sz w:val="20"/>
+          <w:u w:val="single"/>
+        </w:rPr>
+      </w:pPr>
+    </w:p>
+    <w:p>
+      <w:pPr>
+        <w:spacing w:before="40" w:after="160"/>
+        <w:ind w:left="360"/>
+        <w:rPr>
+          <w:rFonts w:ascii="Times New Roman" w:hAnsi="Times New Roman" w:cs="Times New Roman"/>
+          <w:color w:val="0563C1"/>
+          <w:sz w:val="20"/>
+          <w:u w:val="single"/>
+        </w:rPr>
+      </w:pPr>
+    </w:p>
+    <w:p>
+      <w:pPr>
+        <w:spacing w:before="40" w:after="160"/>
+        <w:ind w:left="360"/>
+        <w:rPr>
+          <w:rFonts w:ascii="Times New Roman" w:hAnsi="Times New Roman" w:cs="Times New Roman"/>
+          <w:color w:val="0563C1"/>
+          <w:sz w:val="20"/>
+          <w:u w:val="single"/>
+        </w:rPr>
+      </w:pPr>
+    </w:p>
+    <w:p>
+      <w:pPr>
+        <w:spacing w:before="40" w:after="160"/>
+        <w:ind w:left="360"/>
+        <w:rPr>
+          <w:rFonts w:ascii="Times New Roman" w:hAnsi="Times New Roman" w:cs="Times New Roman"/>
+          <w:color w:val="0563C1"/>
+          <w:sz w:val="20"/>
+          <w:u w:val="single"/>
+        </w:rPr>
+      </w:pPr>
+    </w:p>
+    <w:p>
+      <w:pPr>
+        <w:spacing w:before="40" w:after="160"/>
+        <w:ind w:left="360"/>
+        <w:rPr>
+          <w:rFonts w:ascii="Times New Roman" w:hAnsi="Times New Roman" w:cs="Times New Roman"/>
+          <w:color w:val="0563C1"/>
+          <w:sz w:val="20"/>
+          <w:u w:val="single"/>
+        </w:rPr>
+      </w:pPr>
+    </w:p>
+    <w:p>
+      <w:pPr>
+        <w:spacing w:before="40" w:after="160"/>
+        <w:ind w:left="360"/>
+        <w:rPr>
+          <w:rFonts w:ascii="Times New Roman" w:hAnsi="Times New Roman" w:cs="Times New Roman"/>
+          <w:color w:val="0563C1"/>
+          <w:sz w:val="20"/>
+          <w:u w:val="single"/>
+        </w:rPr>
+      </w:pPr>
+    </w:p>
+    <w:p>
+      <w:pPr>
+        <w:spacing w:before="40" w:after="160"/>
+        <w:ind w:left="360"/>
+        <w:rPr>
+          <w:rFonts w:ascii="Times New Roman" w:hAnsi="Times New Roman" w:cs="Times New Roman"/>
+          <w:color w:val="0563C1"/>
+          <w:sz w:val="20"/>
+          <w:u w:val="single"/>
+        </w:rPr>
+      </w:pPr>
+    </w:p>
+    <w:p>
+      <w:pPr>
+        <w:spacing w:before="40" w:after="160"/>
+        <w:ind w:left="360"/>
+        <w:rPr>
+          <w:rFonts w:ascii="Times New Roman" w:hAnsi="Times New Roman" w:cs="Times New Roman"/>
+          <w:color w:val="0563C1"/>
+          <w:sz w:val="20"/>
+          <w:u w:val="single"/>
+        </w:rPr>
+      </w:pPr>
+    </w:p>
+    <w:p>
+      <w:pPr>
+        <w:spacing w:before="40" w:after="160"/>
+        <w:ind w:left="360"/>
+        <w:rPr>
+          <w:rFonts w:ascii="Times New Roman" w:hAnsi="Times New Roman" w:cs="Times New Roman"/>
+          <w:color w:val="0563C1"/>
+          <w:sz w:val="20"/>
+          <w:u w:val="single"/>
+        </w:rPr>
+      </w:pPr>
+    </w:p>
+    <w:p>
+      <w:pPr>
+        <w:pStyle w:val="Heading2"/>
+        <w:rPr>
+          <w:rFonts w:ascii="Times New Roman" w:hAnsi="Times New Roman" w:cs="Times New Roman"/>
+          <w:lang w:val="fr-FR"/>
+        </w:rPr>
+      </w:pPr>
+      <w:bookmarkStart w:id="37" w:name="_Toc224311125"/>
+      <w:r>
+        <w:rPr>
+          <w:rFonts w:ascii="Times New Roman" w:hAnsi="Times New Roman" w:cs="Times New Roman"/>
+          <w:lang w:val="fr-FR"/>
+        </w:rPr>
+        <w:lastRenderedPageBreak/>
+        <w:t>INTERFACE DE PREDICTION</w:t>
+      </w:r>
+      <w:bookmarkEnd w:id="37"/>
+    </w:p>
+    <w:p>
+      <w:pPr>
+        <w:spacing w:before="40" w:after="160"/>
+        <w:ind w:left="360"/>
+        <w:rPr>
+          <w:rFonts w:ascii="Times New Roman" w:hAnsi="Times New Roman" w:cs="Times New Roman"/>
+          <w:color w:val="0563C1"/>
+          <w:sz w:val="20"/>
+          <w:u w:val="single"/>
+          <w:lang w:val="fr-FR"/>
+        </w:rPr>
+      </w:pPr>
+      <w:r>
+        <w:rPr>
+          <w:rFonts w:ascii="Times New Roman" w:hAnsi="Times New Roman" w:cs="Times New Roman"/>
+          <w:b/>
+          <w:sz w:val="20"/>
+          <w:lang w:val="fr-FR"/>
+        </w:rPr>
+        <w:t>[1</w:t>
+      </w:r>
+      <w:r>
+        <w:rPr>
+          <w:rFonts w:ascii="Times New Roman" w:hAnsi="Times New Roman" w:cs="Times New Roman"/>
+          <w:b/>
+          <w:sz w:val="20"/>
+          <w:lang w:val="fr-FR"/>
+        </w:rPr>
+        <w:t>3</w:t>
+      </w:r>
+      <w:r>
+        <w:rPr>
+          <w:rFonts w:ascii="Times New Roman" w:hAnsi="Times New Roman" w:cs="Times New Roman"/>
+          <w:b/>
+          <w:sz w:val="20"/>
+          <w:lang w:val="fr-FR"/>
+        </w:rPr>
+        <w:t xml:space="preserve">] </w:t>
+      </w:r>
+      <w:r>
+        <w:rPr>
+          <w:rFonts w:ascii="Times New Roman" w:hAnsi="Times New Roman" w:cs="Times New Roman"/>
+          <w:sz w:val="20"/>
+          <w:lang w:val="fr-FR"/>
+        </w:rPr>
+        <w:t xml:space="preserve">: </w:t>
+      </w:r>
+      <w:hyperlink r:id="rId26" w:history="1">
+        <w:r>
+          <w:rPr>
+            <w:rStyle w:val="Hyperlink"/>
+            <w:rFonts w:ascii="Times New Roman" w:hAnsi="Times New Roman" w:cs="Times New Roman"/>
+            <w:sz w:val="20"/>
+            <w:lang w:val="fr-FR"/>
+          </w:rPr>
+          <w:t>https://maladie-coronarienne-10-ans-nzepang-daril-et-tchakounte-sonia.streamlit.app/</w:t>
+        </w:r>
+      </w:hyperlink>
+    </w:p>
+    <w:p>
+      <w:pPr>
+        <w:spacing w:before="40" w:after="160"/>
+        <w:ind w:left="360"/>
+        <w:rPr>
+          <w:rFonts w:ascii="Times New Roman" w:hAnsi="Times New Roman" w:cs="Times New Roman"/>
+          <w:color w:val="0563C1"/>
+          <w:sz w:val="20"/>
+          <w:u w:val="single"/>
+          <w:lang w:val="fr-FR"/>
+        </w:rPr>
+      </w:pPr>
+      <w:r>
+        <w:rPr>
+          <w:rFonts w:ascii="Times New Roman" w:hAnsi="Times New Roman" w:cs="Times New Roman"/>
+          <w:noProof/>
+          <w:color w:val="0563C1"/>
+          <w:sz w:val="20"/>
+          <w:u w:val="single"/>
+          <w:lang w:val="fr-FR"/>
+        </w:rPr>
+        <w:drawing>
+          <wp:inline distT="0" distB="0" distL="0" distR="0" wp14:anchorId="6EF1FEE7" wp14:editId="20AD1074">
+            <wp:extent cx="6120130" cy="3569970"/>
+            <wp:effectExtent l="0" t="0" r="0" b="0"/>
+            <wp:docPr id="1953686829" name="Picture 13"/>
+            <wp:cNvGraphicFramePr>
+              <a:graphicFrameLocks xmlns:a="http://schemas.openxmlformats.org/drawingml/2006/main" noChangeAspect="1"/>
+            </wp:cNvGraphicFramePr>
+            <a:graphic xmlns:a="http://schemas.openxmlformats.org/drawingml/2006/main">
+              <a:graphicData uri="http://schemas.openxmlformats.org/drawingml/2006/picture">
+                <pic:pic xmlns:pic="http://schemas.openxmlformats.org/drawingml/2006/picture">
+                  <pic:nvPicPr>
+                    <pic:cNvPr id="1953686829" name="Picture 1953686829"/>
+                    <pic:cNvPicPr/>
+                  </pic:nvPicPr>
+                  <pic:blipFill>
+                    <a:blip r:embed="rId27" cstate="print">
+                      <a:extLst>
+                        <a:ext uri="{28A0092B-C50C-407E-A947-70E740481C1C}">
+                          <a14:useLocalDpi xmlns:a14="http://schemas.microsoft.com/office/drawing/2010/main" val="0"/>
+                        </a:ext>
+                      </a:extLst>
+                    </a:blip>
+                    <a:stretch>
+                      <a:fillRect/>
+                    </a:stretch>
+                  </pic:blipFill>
+                  <pic:spPr>
+                    <a:xfrm>
+                      <a:off x="0" y="0"/>
+                      <a:ext cx="6120130" cy="3569970"/>
+                    </a:xfrm>
+                    <a:prstGeom prst="rect">
+                      <a:avLst/>
+                    </a:prstGeom>
+                  </pic:spPr>
+                </pic:pic>
+              </a:graphicData>
+            </a:graphic>
+          </wp:inline>
+        </w:drawing>
+      </w:r>
+    </w:p>
+    <w:p>
+      <w:pPr>
+        <w:spacing w:before="40" w:after="160"/>
+        <w:ind w:left="360"/>
+        <w:rPr>
+          <w:rFonts w:ascii="Times New Roman" w:hAnsi="Times New Roman" w:cs="Times New Roman"/>
+          <w:sz w:val="20"/>
+          <w:lang w:val="fr-FR"/>
+        </w:rPr>
+      </w:pPr>
     </w:p>
     <w:p>
       <w:pPr>
@@ -22677,12 +23226,41 @@
           <w:sz w:val="17"/>
           <w:szCs w:val="17"/>
         </w:rPr>
-        <w:t>Framingham Heart Study — Analyse de Risque Coronarien — 2024</w:t>
+        <w:t xml:space="preserve">Framingham Heart Study — Analyse de Risque </w:t>
+      </w:r>
+      <w:proofErr w:type="spellStart"/>
+      <w:r>
+        <w:rPr>
+          <w:rFonts w:ascii="Times New Roman" w:hAnsi="Times New Roman" w:cs="Times New Roman"/>
+          <w:color w:val="7F8C8D"/>
+          <w:sz w:val="17"/>
+          <w:szCs w:val="17"/>
+        </w:rPr>
+        <w:t>Coronarien</w:t>
+      </w:r>
+      <w:proofErr w:type="spellEnd"/>
+      <w:r>
+        <w:rPr>
+          <w:rFonts w:ascii="Times New Roman" w:hAnsi="Times New Roman" w:cs="Times New Roman"/>
+          <w:color w:val="7F8C8D"/>
+          <w:sz w:val="17"/>
+          <w:szCs w:val="17"/>
+        </w:rPr>
+        <w:t xml:space="preserve"> — 202</w:t>
+      </w:r>
+      <w:r>
+        <w:rPr>
+          <w:rFonts w:ascii="Times New Roman" w:hAnsi="Times New Roman" w:cs="Times New Roman"/>
+          <w:color w:val="7F8C8D"/>
+          <w:sz w:val="17"/>
+          <w:szCs w:val="17"/>
+        </w:rPr>
+        <w:t>6</w:t>
       </w:r>
     </w:p>
     <w:sectPr>
-      <w:headerReference w:type="default" r:id="rId24"/>
-      <w:footerReference w:type="default" r:id="rId25"/>
+      <w:headerReference w:type="default" r:id="rId28"/>
+      <w:footerReference w:type="default" r:id="rId29"/>
       <w:pgSz w:w="11906" w:h="16838"/>
       <w:pgMar w:top="1134" w:right="1134" w:bottom="1134" w:left="1134" w:header="708" w:footer="708" w:gutter="0"/>
       <w:pgBorders w:display="firstPage" w:offsetFrom="page">
@@ -23594,6 +24172,7 @@
   <w:style w:type="paragraph" w:default="1" w:styleId="Normal">
     <w:name w:val="Normal"/>
     <w:qFormat/>
+    <w:rsid w:val="00C157EC"/>
   </w:style>
   <w:style w:type="paragraph" w:styleId="Heading1">
     <w:name w:val="heading 1"/>
@@ -23613,6 +24192,7 @@
   </w:style>
   <w:style w:type="paragraph" w:styleId="Heading2">
     <w:name w:val="heading 2"/>
+    <w:link w:val="Heading2Char"/>
     <w:uiPriority w:val="9"/>
     <w:unhideWhenUsed/>
     <w:qFormat/>
@@ -23687,7 +24267,6 @@
   <w:style w:type="character" w:default="1" w:styleId="DefaultParagraphFont">
     <w:name w:val="Default Paragraph Font"/>
     <w:uiPriority w:val="1"/>
-    <w:semiHidden/>
     <w:unhideWhenUsed/>
   </w:style>
   <w:style w:type="table" w:default="1" w:styleId="TableNormal">
@@ -23893,6 +24472,32 @@
       <w:spacing w:after="100"/>
       <w:ind w:left="440"/>
     </w:pPr>
+  </w:style>
+  <w:style w:type="character" w:styleId="UnresolvedMention">
+    <w:name w:val="Unresolved Mention"/>
+    <w:basedOn w:val="DefaultParagraphFont"/>
+    <w:uiPriority w:val="99"/>
+    <w:semiHidden/>
+    <w:unhideWhenUsed/>
+    <w:rsid w:val="00C157EC"/>
+    <w:rPr>
+      <w:color w:val="605E5C"/>
+      <w:shd w:val="clear" w:color="auto" w:fill="E1DFDD"/>
+    </w:rPr>
+  </w:style>
+  <w:style w:type="character" w:customStyle="1" w:styleId="Heading2Char">
+    <w:name w:val="Heading 2 Char"/>
+    <w:basedOn w:val="DefaultParagraphFont"/>
+    <w:link w:val="Heading2"/>
+    <w:uiPriority w:val="9"/>
+    <w:rsid w:val="00C157EC"/>
+    <w:rPr>
+      <w:b/>
+      <w:bCs/>
+      <w:color w:val="2E75B6"/>
+      <w:sz w:val="26"/>
+      <w:szCs w:val="26"/>
+    </w:rPr>
   </w:style>
 </w:styles>
 </file>
